--- a/video-film-editing/output/05 3.3b Nota Pembelajaran (Kertas Penerangan)/CU C01-C05/3.3b-06 Nota Pembelajaran C02-W01 Review cue sheet, continuity sheet, shooting board (IT-072).docx
+++ b/video-film-editing/output/05 3.3b Nota Pembelajaran (Kertas Penerangan)/CU C01-C05/3.3b-06 Nota Pembelajaran C02-W01 Review cue sheet, continuity sheet, shooting board (IT-072).docx
@@ -693,31 +693,7 @@
     </w:p>
     <w:p>
       <w:r>
-        <w:t>Nota Pembelajaran ini bertujuan untuk membolehkan Bakat memahami dan menggunakan skrip, continuity sheet, shooting board dan DIT sheet sebagai rujukan utama semasa mengkaji semula footage sebelum proses penyuntingan bermula. Selepas melengkapkan nota ini, Bakat akan dapat:</w:t>
-      </w:r>
-    </w:p>
-    <w:p>
-      <w:pPr>
-        <w:pStyle w:val="ListParagraph"/>
-      </w:pPr>
-      <w:r>
-        <w:t>• Mengenal pasti 'good take' shots menurut keperluan projek berdasarkan continuity sheet.</w:t>
-      </w:r>
-    </w:p>
-    <w:p>
-      <w:pPr>
-        <w:pStyle w:val="ListParagraph"/>
-      </w:pPr>
-      <w:r>
-        <w:t>• Mengkelaskan 'good take' shots menurut keperluan projek.</w:t>
-      </w:r>
-    </w:p>
-    <w:p>
-      <w:pPr>
-        <w:pStyle w:val="ListParagraph"/>
-      </w:pPr>
-      <w:r>
-        <w:t>• Membentangkan senarai good shots yang dikategorikan menurut keperluan projek.</w:t>
+        <w:t>Nota Pembelajaran ini bertujuan untuk membolehkan Bakat memahami dan menggunakan skrip, continuity sheet, shooting board dan DIT sheet sebagai rujukan utama semasa mengkaji semula footage sebelum proses penyuntingan bermula, merangkumi Bab 1 Script, Bab 2 Continuity Sheet, Bab 3 Shooting Board dan Bab 4 DIT Sheet, kerana ketepatan pengenalpastian dan pengkelasan 'good take' shots pada peringkat persediaan ini menentukan kualiti dan kecekapan keseluruhan proses penyuntingan visual seterusnya.</w:t>
       </w:r>
     </w:p>
     <w:p/>
@@ -740,12 +716,16 @@
     </w:p>
     <w:p>
       <w:r>
-        <w:t>Skrip adalah dokumen asas yang menetapkan naratif, dialog dan susunan adegan sesebuah produksi. Bagi seorang Editor di peringkat persediaan (visual editing preparation), skrip bukan sahaja teks cerita — ia adalah rujukan silang untuk mengenal pasti *shot* mana yang diperlukan bagi setiap adegan, dan apakah maksud kreatif di sebalik setiap *scene*.</w:t>
+        <w:rPr>
+          <w:b/>
+          <w:sz w:val="26"/>
+        </w:rPr>
+        <w:t>Objektif Pembelajaran</w:t>
       </w:r>
     </w:p>
     <w:p>
       <w:r>
-        <w:t>Sebelum mengkaji footage, Editor perlu membaca skrip dengan teliti untuk memahami:</w:t>
+        <w:t>Selepas mempelajari topik ini, pelatih dapat:</w:t>
       </w:r>
     </w:p>
     <w:p>
@@ -753,7 +733,7 @@
         <w:pStyle w:val="ListParagraph"/>
       </w:pPr>
       <w:r>
-        <w:t>• Susunan naratif (linear atau bukan-linear).</w:t>
+        <w:t>• Mengenal pasti fungsi skrip sebagai rujukan silang semasa review footage.</w:t>
       </w:r>
     </w:p>
     <w:p>
@@ -761,7 +741,7 @@
         <w:pStyle w:val="ListParagraph"/>
       </w:pPr>
       <w:r>
-        <w:t>• Dialog dan dialog-cue yang mesti sepadan dengan visual (lip-sync).</w:t>
+        <w:t>• Menjelaskan elemen skrip yang mempengaruhi pemilihan *shot*.</w:t>
       </w:r>
     </w:p>
     <w:p>
@@ -769,17 +749,197 @@
         <w:pStyle w:val="ListParagraph"/>
       </w:pPr>
       <w:r>
-        <w:t>• Arahan pengarah (*action lines*) yang menerangkan pergerakan kamera atau pelakon yang dijangka wujud dalam footage.</w:t>
+        <w:t>• Menentukan kriteria 'good take' berdasarkan niat naratif skrip.</w:t>
+      </w:r>
+    </w:p>
+    <w:p>
+      <w:pPr>
+        <w:pStyle w:val="ListParagraph"/>
+      </w:pPr>
+      <w:r>
+        <w:t>• Memberikan contoh cara skrip digunakan semasa penyuntingan sebenar di studio.</w:t>
       </w:r>
     </w:p>
     <w:p>
       <w:r>
-        <w:t>Skrip juga membantu Editor menentukan kategori 'good take' — iaitu *take* mana yang paling sepadan dengan niat skrip, contohnya dari segi penyampaian dialog, emosi pelakon, dan ketepatan aksi berbanding arahan skrip. Sebagai contoh, jika skrip menyatakan "watak A memandang watak B dengan marah", Editor akan menyemak beberapa *take* untuk mencari yang paling menepati emosi tersebut sebelum ia dikategorikan sebagai *good take*.</w:t>
+        <w:rPr>
+          <w:b/>
+          <w:sz w:val="26"/>
+        </w:rPr>
+        <w:t>1. Fungsi Skrip dalam Persediaan Editing</w:t>
       </w:r>
     </w:p>
     <w:p>
       <w:r>
-        <w:t>Amalan industri lazim: Editor menyimpan salinan skrip terkini (bertanda versi/warna, contohnya "skrip PUTIH" untuk draf awal) berhampiran meja suntingan sepanjang proses review, kerana skrip sering dikemas kini semasa produksi berjalan.</w:t>
+        <w:t>Skrip adalah dokumen asas yang menetapkan naratif, dialog dan susunan adegan sesebuah produksi. Bagi seorang Editor di peringkat persediaan (visual editing preparation), skrip bukan sahaja teks cerita — ia adalah rujukan silang untuk mengenal pasti *shot* mana yang diperlukan bagi setiap adegan, dan apakah maksud kreatif di sebalik setiap *scene*. Sebelum mengkaji footage, Editor perlu membaca skrip dengan teliti untuk memahami susunan naratif (linear atau bukan-linear), dialog dan dialog-cue yang mesti sepadan dengan visual (*lip-sync*), serta arahan pengarah (*action lines*) yang menerangkan pergerakan kamera atau pelakon yang dijangka wujud dalam footage.</w:t>
+      </w:r>
+    </w:p>
+    <w:p>
+      <w:r>
+        <w:rPr>
+          <w:b/>
+          <w:sz w:val="26"/>
+        </w:rPr>
+        <w:t>2. Skrip sebagai Kriteria 'Good Take'</w:t>
+      </w:r>
+    </w:p>
+    <w:p>
+      <w:r>
+        <w:t>Skrip membantu Editor menentukan kategori 'good take' — iaitu *take* mana yang paling sepadan dengan niat skrip, dari segi penyampaian dialog, emosi pelakon, dan ketepatan aksi berbanding arahan skrip.</w:t>
+      </w:r>
+    </w:p>
+    <w:tbl>
+      <w:tblPr>
+        <w:tblStyle w:val="TableGrid"/>
+        <w:tblW w:type="auto" w:w="0"/>
+        <w:tblLook w:firstColumn="1" w:firstRow="1" w:lastColumn="0" w:lastRow="0" w:noHBand="0" w:noVBand="1" w:val="04A0"/>
+      </w:tblPr>
+      <w:tblGrid>
+        <w:gridCol w:w="3104"/>
+        <w:gridCol w:w="3104"/>
+        <w:gridCol w:w="3104"/>
+      </w:tblGrid>
+      <w:tr>
+        <w:tc>
+          <w:tcPr>
+            <w:tcW w:type="dxa" w:w="3104"/>
+          </w:tcPr>
+          <w:p>
+            <w:r>
+              <w:t>Elemen Skrip</w:t>
+            </w:r>
+          </w:p>
+        </w:tc>
+        <w:tc>
+          <w:tcPr>
+            <w:tcW w:type="dxa" w:w="3104"/>
+          </w:tcPr>
+          <w:p>
+            <w:r>
+              <w:t>Kegunaan bagi Editor</w:t>
+            </w:r>
+          </w:p>
+        </w:tc>
+        <w:tc>
+          <w:tcPr>
+            <w:tcW w:type="dxa" w:w="3104"/>
+          </w:tcPr>
+          <w:p>
+            <w:r>
+              <w:t>Contoh Studio</w:t>
+            </w:r>
+          </w:p>
+        </w:tc>
+      </w:tr>
+      <w:tr>
+        <w:tc>
+          <w:tcPr>
+            <w:tcW w:type="dxa" w:w="3104"/>
+          </w:tcPr>
+          <w:p>
+            <w:r>
+              <w:t>Dialog / dialog-cue</w:t>
+            </w:r>
+          </w:p>
+        </w:tc>
+        <w:tc>
+          <w:tcPr>
+            <w:tcW w:type="dxa" w:w="3104"/>
+          </w:tcPr>
+          <w:p>
+            <w:r>
+              <w:t>Semak *lip-sync* dan ketepatan penyampaian</w:t>
+            </w:r>
+          </w:p>
+        </w:tc>
+        <w:tc>
+          <w:tcPr>
+            <w:tcW w:type="dxa" w:w="3104"/>
+          </w:tcPr>
+          <w:p>
+            <w:r>
+              <w:t>Skrip: "watak A memandang watak B dengan marah" — Editor menyemak beberapa *take* untuk mencari emosi yang paling menepati</w:t>
+            </w:r>
+          </w:p>
+        </w:tc>
+      </w:tr>
+      <w:tr>
+        <w:tc>
+          <w:tcPr>
+            <w:tcW w:type="dxa" w:w="3104"/>
+          </w:tcPr>
+          <w:p>
+            <w:r>
+              <w:t>Action lines</w:t>
+            </w:r>
+          </w:p>
+        </w:tc>
+        <w:tc>
+          <w:tcPr>
+            <w:tcW w:type="dxa" w:w="3104"/>
+          </w:tcPr>
+          <w:p>
+            <w:r>
+              <w:t>Sahkan pergerakan kamera/pelakon wujud dalam footage</w:t>
+            </w:r>
+          </w:p>
+        </w:tc>
+        <w:tc>
+          <w:tcPr>
+            <w:tcW w:type="dxa" w:w="3104"/>
+          </w:tcPr>
+          <w:p>
+            <w:r>
+              <w:t>Arahan "kamera pan ke kiri semasa watak berjalan keluar" — Editor pastikan *take* yang dipilih memenuhi pergerakan ini</w:t>
+            </w:r>
+          </w:p>
+        </w:tc>
+      </w:tr>
+      <w:tr>
+        <w:tc>
+          <w:tcPr>
+            <w:tcW w:type="dxa" w:w="3104"/>
+          </w:tcPr>
+          <w:p>
+            <w:r>
+              <w:t>Versi/warna skrip</w:t>
+            </w:r>
+          </w:p>
+        </w:tc>
+        <w:tc>
+          <w:tcPr>
+            <w:tcW w:type="dxa" w:w="3104"/>
+          </w:tcPr>
+          <w:p>
+            <w:r>
+              <w:t>Kesan perubahan semasa produksi berjalan</w:t>
+            </w:r>
+          </w:p>
+        </w:tc>
+        <w:tc>
+          <w:tcPr>
+            <w:tcW w:type="dxa" w:w="3104"/>
+          </w:tcPr>
+          <w:p>
+            <w:r>
+              <w:t>Skrip "PUTIH" (draf awal) disimpan berhampiran meja suntingan sebagai rujukan versi terkini</w:t>
+            </w:r>
+          </w:p>
+        </w:tc>
+      </w:tr>
+    </w:tbl>
+    <w:p>
+      <w:r>
+        <w:rPr>
+          <w:b/>
+          <w:sz w:val="26"/>
+        </w:rPr>
+        <w:t>3. Rumusan</w:t>
+      </w:r>
+    </w:p>
+    <w:p>
+      <w:r>
+        <w:t>Skrip ialah rujukan utama Editor sebelum review footage bermula. Ia menetapkan naratif dan niat kreatif setiap *scene*, membolehkan Editor mengklasifikasikan 'good take' dengan tepat, dan mesti disemak dalam versi terkini kerana skrip sering dikemas kini semasa produksi berjalan.</w:t>
       </w:r>
     </w:p>
     <w:p>
@@ -793,38 +953,172 @@
     </w:p>
     <w:p>
       <w:r>
+        <w:rPr>
+          <w:b/>
+          <w:sz w:val="26"/>
+        </w:rPr>
+        <w:t>Objektif Pembelajaran</w:t>
+      </w:r>
+    </w:p>
+    <w:p>
+      <w:r>
+        <w:t>Selepas mempelajari topik ini, pelatih dapat:</w:t>
+      </w:r>
+    </w:p>
+    <w:p>
+      <w:pPr>
+        <w:pStyle w:val="ListParagraph"/>
+      </w:pPr>
+      <w:r>
+        <w:t>• Menjelaskan fungsi continuity sheet dalam proses review footage.</w:t>
+      </w:r>
+    </w:p>
+    <w:p>
+      <w:pPr>
+        <w:pStyle w:val="ListParagraph"/>
+      </w:pPr>
+      <w:r>
+        <w:t>• Mengenal pasti maklumat yang direkodkan oleh Script Supervisor.</w:t>
+      </w:r>
+    </w:p>
+    <w:p>
+      <w:pPr>
+        <w:pStyle w:val="ListParagraph"/>
+      </w:pPr>
+      <w:r>
+        <w:t>• Menggunakan status "Good"/"NG"/"Print" untuk mengklasifikasikan *take*.</w:t>
+      </w:r>
+    </w:p>
+    <w:p>
+      <w:pPr>
+        <w:pStyle w:val="ListParagraph"/>
+      </w:pPr>
+      <w:r>
+        <w:t>• Menentukan kesan ketiadaan continuity sheet terhadap kecekapan kerja Editor.</w:t>
+      </w:r>
+    </w:p>
+    <w:p>
+      <w:r>
+        <w:rPr>
+          <w:b/>
+          <w:sz w:val="26"/>
+        </w:rPr>
+        <w:t>1. Definisi dan Kandungan Continuity Sheet</w:t>
+      </w:r>
+    </w:p>
+    <w:p>
+      <w:r>
         <w:t>Continuity sheet ialah dokumen yang direkodkan oleh *Script Supervisor* semasa penggambaran, mengandungi maklumat terperinci bagi setiap *take*: nombor *scene*, nombor *take*, masa (*timecode*) mula dan tamat, catatan prop/kostum, serta ulasan sama ada *take* tersebut "Good", "No Good (NG)", atau "Print" (dipilih untuk edit).</w:t>
       </w:r>
     </w:p>
     <w:p>
       <w:r>
-        <w:t>Fungsi utama continuity sheet dalam proses review:</w:t>
+        <w:rPr>
+          <w:b/>
+          <w:sz w:val="26"/>
+        </w:rPr>
+        <w:t>2. Fungsi Continuity Sheet dalam Review</w:t>
       </w:r>
     </w:p>
-    <w:p>
-      <w:pPr>
-        <w:pStyle w:val="ListParagraph"/>
-      </w:pPr>
-      <w:r>
-        <w:t>• Kesinambungan visual — memastikan susunan prop, pakaian, dan kedudukan objek kekal konsisten antara *take* dan *scene* yang berlainan hari penggambaran.</w:t>
-      </w:r>
-    </w:p>
-    <w:p>
-      <w:pPr>
-        <w:pStyle w:val="ListParagraph"/>
-      </w:pPr>
-      <w:r>
-        <w:t>• Panduan pemilihan take — catatan "Print" atau "Good" daripada Pengarah/Script Supervisor menjadi rujukan utama Editor untuk mengklasifikasikan 'good take' shots menurut keperluan projek.</w:t>
-      </w:r>
-    </w:p>
-    <w:p>
-      <w:pPr>
-        <w:pStyle w:val="ListParagraph"/>
-      </w:pPr>
-      <w:r>
-        <w:t>• Rujukan silang timecode — membolehkan Editor mencari *take* tertentu dengan pantas dalam kad memori/tape tanpa perlu menyemak semua footage dari awal.</w:t>
-      </w:r>
-    </w:p>
+    <w:tbl>
+      <w:tblPr>
+        <w:tblStyle w:val="TableGrid"/>
+        <w:tblW w:type="auto" w:w="0"/>
+        <w:tblLook w:firstColumn="1" w:firstRow="1" w:lastColumn="0" w:lastRow="0" w:noHBand="0" w:noVBand="1" w:val="04A0"/>
+      </w:tblPr>
+      <w:tblGrid>
+        <w:gridCol w:w="4656"/>
+        <w:gridCol w:w="4656"/>
+      </w:tblGrid>
+      <w:tr>
+        <w:tc>
+          <w:tcPr>
+            <w:tcW w:type="dxa" w:w="4656"/>
+          </w:tcPr>
+          <w:p>
+            <w:r>
+              <w:t>Fungsi</w:t>
+            </w:r>
+          </w:p>
+        </w:tc>
+        <w:tc>
+          <w:tcPr>
+            <w:tcW w:type="dxa" w:w="4656"/>
+          </w:tcPr>
+          <w:p>
+            <w:r>
+              <w:t>Penerangan</w:t>
+            </w:r>
+          </w:p>
+        </w:tc>
+      </w:tr>
+      <w:tr>
+        <w:tc>
+          <w:tcPr>
+            <w:tcW w:type="dxa" w:w="4656"/>
+          </w:tcPr>
+          <w:p>
+            <w:r>
+              <w:t>Kesinambungan visual</w:t>
+            </w:r>
+          </w:p>
+        </w:tc>
+        <w:tc>
+          <w:tcPr>
+            <w:tcW w:type="dxa" w:w="4656"/>
+          </w:tcPr>
+          <w:p>
+            <w:r>
+              <w:t>Memastikan susunan prop, pakaian, dan kedudukan objek kekal konsisten antara *take* dan *scene* yang berlainan hari penggambaran</w:t>
+            </w:r>
+          </w:p>
+        </w:tc>
+      </w:tr>
+      <w:tr>
+        <w:tc>
+          <w:tcPr>
+            <w:tcW w:type="dxa" w:w="4656"/>
+          </w:tcPr>
+          <w:p>
+            <w:r>
+              <w:t>Panduan pemilihan take</w:t>
+            </w:r>
+          </w:p>
+        </w:tc>
+        <w:tc>
+          <w:tcPr>
+            <w:tcW w:type="dxa" w:w="4656"/>
+          </w:tcPr>
+          <w:p>
+            <w:r>
+              <w:t>Catatan "Print"/"Good" daripada Pengarah/Script Supervisor menjadi rujukan utama Editor mengklasifikasikan 'good take'</w:t>
+            </w:r>
+          </w:p>
+        </w:tc>
+      </w:tr>
+      <w:tr>
+        <w:tc>
+          <w:tcPr>
+            <w:tcW w:type="dxa" w:w="4656"/>
+          </w:tcPr>
+          <w:p>
+            <w:r>
+              <w:t>Rujukan silang timecode</w:t>
+            </w:r>
+          </w:p>
+        </w:tc>
+        <w:tc>
+          <w:tcPr>
+            <w:tcW w:type="dxa" w:w="4656"/>
+          </w:tcPr>
+          <w:p>
+            <w:r>
+              <w:t>Membolehkan Editor mencari *take* tertentu dengan pantas dalam kad memori/tape tanpa menyemak semua footage dari awal</w:t>
+            </w:r>
+          </w:p>
+        </w:tc>
+      </w:tr>
+    </w:tbl>
     <w:p>
       <w:r>
         <w:t>Contoh format ringkas continuity sheet:</w:t>
@@ -1002,7 +1296,16 @@
     </w:tbl>
     <w:p>
       <w:r>
-        <w:t>Tanpa continuity sheet yang lengkap, Editor terpaksa menyemak semua footage secara manual, yang membazir masa dan meningkatkan risiko tersilap memilih *take* yang tidak konsisten dari segi kesinambungan.</w:t>
+        <w:rPr>
+          <w:b/>
+          <w:sz w:val="26"/>
+        </w:rPr>
+        <w:t>3. Rumusan</w:t>
+      </w:r>
+    </w:p>
+    <w:p>
+      <w:r>
+        <w:t>Continuity sheet ialah rekod rasmi Script Supervisor yang menjadi panduan utama Editor memilih *take* yang konsisten dan sah. Tanpa continuity sheet yang lengkap, Editor terpaksa menyemak semua footage secara manual — membazir masa dan meningkatkan risiko tersilap memilih *take* yang tidak konsisten dari segi kesinambungan.</w:t>
       </w:r>
     </w:p>
     <w:p>
@@ -1016,12 +1319,16 @@
     </w:p>
     <w:p>
       <w:r>
-        <w:t>Shooting board (juga dikenali sebagai *shot list* bergambar atau lanjutan storyboard) ialah dokumen visual yang menggariskan setiap *shot* yang dirancang untuk sesebuah *scene* — termasuk jenis *shot* (wide, medium, close-up), sudut kamera, dan pergerakan kamera (pan, tilt, dolly).</w:t>
+        <w:rPr>
+          <w:b/>
+          <w:sz w:val="26"/>
+        </w:rPr>
+        <w:t>Objektif Pembelajaran</w:t>
       </w:r>
     </w:p>
     <w:p>
       <w:r>
-        <w:t>Perbezaan shooting board dengan storyboard:</w:t>
+        <w:t>Selepas mempelajari topik ini, pelatih dapat:</w:t>
       </w:r>
     </w:p>
     <w:p>
@@ -1029,7 +1336,7 @@
         <w:pStyle w:val="ListParagraph"/>
       </w:pPr>
       <w:r>
-        <w:t>• Storyboard lazimnya dihasilkan pada peringkat pra-produksi untuk tujuan perancangan kreatif dan pembentangan kepada pelanggan/pengarah.</w:t>
+        <w:t>• Membezakan shooting board daripada storyboard.</w:t>
       </w:r>
     </w:p>
     <w:p>
@@ -1037,17 +1344,165 @@
         <w:pStyle w:val="ListParagraph"/>
       </w:pPr>
       <w:r>
-        <w:t>• Shooting board adalah versi kerja yang digunakan di lokasi penggambaran, sering disertakan nombor rujukan *shot* dan susunan sebenar tembakan mengikut jadual harian.</w:t>
+        <w:t>• Menjelaskan kegunaan shooting board semasa proses review footage.</w:t>
+      </w:r>
+    </w:p>
+    <w:p>
+      <w:pPr>
+        <w:pStyle w:val="ListParagraph"/>
+      </w:pPr>
+      <w:r>
+        <w:t>• Mengenal pasti tindakan Editor apabila terdapat *shot* yang hilang daripada shooting board.</w:t>
       </w:r>
     </w:p>
     <w:p>
       <w:r>
-        <w:t>Bagi Editor, shooting board penting kerana ia membolehkan pengesahan bahawa setiap *shot* yang dirancang telah benar-benar ditembak dan wujud dalam footage yang diterima. Jika terdapat *shot* dalam shooting board yang tiada dalam footage (contohnya kerana kekangan masa penggambaran), Editor perlu merekodkan kekurangan ini dan memaklumkan Producer untuk keputusan sama ada perlu *reshoot* atau menyesuaikan susunan edit.</w:t>
+        <w:rPr>
+          <w:b/>
+          <w:sz w:val="26"/>
+        </w:rPr>
+        <w:t>1. Definisi dan Perbezaan dengan Storyboard</w:t>
       </w:r>
     </w:p>
     <w:p>
       <w:r>
-        <w:t>Shooting board juga membantu Editor merancang susunan *bin* semasa proses log footage — *shot* yang dirancang dalam susunan tertentu pada shooting board biasanya dikumpulkan mengikut *scene* yang sama semasa proses susun bin (rujuk WA4).</w:t>
+        <w:t>Shooting board (juga dikenali sebagai *shot list* bergambar atau lanjutan storyboard) ialah dokumen visual yang menggariskan setiap *shot* yang dirancang untuk sesebuah *scene* — termasuk jenis *shot* (wide, medium, close-up), sudut kamera, dan pergerakan kamera (pan, tilt, dolly).</w:t>
+      </w:r>
+    </w:p>
+    <w:tbl>
+      <w:tblPr>
+        <w:tblStyle w:val="TableGrid"/>
+        <w:tblW w:type="auto" w:w="0"/>
+        <w:tblLook w:firstColumn="1" w:firstRow="1" w:lastColumn="0" w:lastRow="0" w:noHBand="0" w:noVBand="1" w:val="04A0"/>
+      </w:tblPr>
+      <w:tblGrid>
+        <w:gridCol w:w="3104"/>
+        <w:gridCol w:w="3104"/>
+        <w:gridCol w:w="3104"/>
+      </w:tblGrid>
+      <w:tr>
+        <w:tc>
+          <w:tcPr>
+            <w:tcW w:type="dxa" w:w="3104"/>
+          </w:tcPr>
+          <w:p>
+            <w:r>
+              <w:t>Dokumen</w:t>
+            </w:r>
+          </w:p>
+        </w:tc>
+        <w:tc>
+          <w:tcPr>
+            <w:tcW w:type="dxa" w:w="3104"/>
+          </w:tcPr>
+          <w:p>
+            <w:r>
+              <w:t>Peringkat Digunakan</w:t>
+            </w:r>
+          </w:p>
+        </w:tc>
+        <w:tc>
+          <w:tcPr>
+            <w:tcW w:type="dxa" w:w="3104"/>
+          </w:tcPr>
+          <w:p>
+            <w:r>
+              <w:t>Tujuan Utama</w:t>
+            </w:r>
+          </w:p>
+        </w:tc>
+      </w:tr>
+      <w:tr>
+        <w:tc>
+          <w:tcPr>
+            <w:tcW w:type="dxa" w:w="3104"/>
+          </w:tcPr>
+          <w:p>
+            <w:r>
+              <w:t>Storyboard</w:t>
+            </w:r>
+          </w:p>
+        </w:tc>
+        <w:tc>
+          <w:tcPr>
+            <w:tcW w:type="dxa" w:w="3104"/>
+          </w:tcPr>
+          <w:p>
+            <w:r>
+              <w:t>Pra-produksi</w:t>
+            </w:r>
+          </w:p>
+        </w:tc>
+        <w:tc>
+          <w:tcPr>
+            <w:tcW w:type="dxa" w:w="3104"/>
+          </w:tcPr>
+          <w:p>
+            <w:r>
+              <w:t>Perancangan kreatif, pembentangan kepada pelanggan/pengarah</w:t>
+            </w:r>
+          </w:p>
+        </w:tc>
+      </w:tr>
+      <w:tr>
+        <w:tc>
+          <w:tcPr>
+            <w:tcW w:type="dxa" w:w="3104"/>
+          </w:tcPr>
+          <w:p>
+            <w:r>
+              <w:t>Shooting board</w:t>
+            </w:r>
+          </w:p>
+        </w:tc>
+        <w:tc>
+          <w:tcPr>
+            <w:tcW w:type="dxa" w:w="3104"/>
+          </w:tcPr>
+          <w:p>
+            <w:r>
+              <w:t>Semasa/selepas penggambaran</w:t>
+            </w:r>
+          </w:p>
+        </w:tc>
+        <w:tc>
+          <w:tcPr>
+            <w:tcW w:type="dxa" w:w="3104"/>
+          </w:tcPr>
+          <w:p>
+            <w:r>
+              <w:t>Versi kerja di lokasi, rujukan nombor *shot* dan susunan sebenar tembakan mengikut jadual harian</w:t>
+            </w:r>
+          </w:p>
+        </w:tc>
+      </w:tr>
+    </w:tbl>
+    <w:p>
+      <w:r>
+        <w:rPr>
+          <w:b/>
+          <w:sz w:val="26"/>
+        </w:rPr>
+        <w:t>2. Kegunaan Shooting Board bagi Editor</w:t>
+      </w:r>
+    </w:p>
+    <w:p>
+      <w:r>
+        <w:t>Bagi Editor, shooting board penting kerana ia membolehkan pengesahan bahawa setiap *shot* yang dirancang telah benar-benar ditembak dan wujud dalam footage yang diterima. Jika terdapat *shot* dalam shooting board yang tiada dalam footage (contohnya kerana kekangan masa penggambaran), Editor perlu merekodkan kekurangan ini dan memaklumkan Producer untuk keputusan sama ada perlu *reshoot* atau menyesuaikan susunan edit. Shooting board juga membantu Editor merancang susunan *bin* semasa proses log footage — *shot* yang dirancang dalam susunan tertentu pada shooting board biasanya dikumpulkan mengikut *scene* yang sama semasa proses susun bin (rujuk WA4).</w:t>
+      </w:r>
+    </w:p>
+    <w:p>
+      <w:r>
+        <w:rPr>
+          <w:b/>
+          <w:sz w:val="26"/>
+        </w:rPr>
+        <w:t>3. Rumusan</w:t>
+      </w:r>
+    </w:p>
+    <w:p>
+      <w:r>
+        <w:t>Shooting board ialah dokumen kerja lokasi yang mengesahkan setiap *shot* dirancang telah ditembak. Editor menggunakannya untuk mengesan kekurangan footage dan merancang susunan bin, menjadikannya jambatan antara perancangan pra-produksi dan proses susun-atur editing.</w:t>
       </w:r>
     </w:p>
     <w:p>
@@ -1061,49 +1516,198 @@
     </w:p>
     <w:p>
       <w:r>
+        <w:rPr>
+          <w:b/>
+          <w:sz w:val="26"/>
+        </w:rPr>
+        <w:t>Objektif Pembelajaran</w:t>
+      </w:r>
+    </w:p>
+    <w:p>
+      <w:r>
+        <w:t>Selepas mempelajari topik ini, pelatih dapat:</w:t>
+      </w:r>
+    </w:p>
+    <w:p>
+      <w:pPr>
+        <w:pStyle w:val="ListParagraph"/>
+      </w:pPr>
+      <w:r>
+        <w:t>• Menjelaskan kandungan DIT sheet dan penyedianya.</w:t>
+      </w:r>
+    </w:p>
+    <w:p>
+      <w:pPr>
+        <w:pStyle w:val="ListParagraph"/>
+      </w:pPr>
+      <w:r>
+        <w:t>• Mengenal pasti maklumat kritikal DIT sheet yang perlu disemak Editor.</w:t>
+      </w:r>
+    </w:p>
+    <w:p>
+      <w:pPr>
+        <w:pStyle w:val="ListParagraph"/>
+      </w:pPr>
+      <w:r>
+        <w:t>• Menghubungkan maklumat DIT sheet dengan proses konversi format seterusnya (WA2).</w:t>
+      </w:r>
+    </w:p>
+    <w:p>
+      <w:r>
+        <w:rPr>
+          <w:b/>
+          <w:sz w:val="26"/>
+        </w:rPr>
+        <w:t>1. Definisi dan Penyedia DIT Sheet</w:t>
+      </w:r>
+    </w:p>
+    <w:p>
+      <w:r>
         <w:t>DIT sheet ialah rekod teknikal yang disediakan oleh Digital Imaging Technician semasa/selepas penggambaran, mengandungi metadata kamera bagi setiap kad/klip: nombor kamera, resolusi, frame rate, format warna (*colour space*/LUT), nombor kad, dan status *backup*.</w:t>
       </w:r>
     </w:p>
     <w:p>
       <w:r>
-        <w:t>Maklumat kritikal dalam DIT sheet yang perlu disemak semasa proses review:</w:t>
+        <w:rPr>
+          <w:b/>
+          <w:sz w:val="26"/>
+        </w:rPr>
+        <w:t>2. Maklumat Kritikal dalam DIT Sheet</w:t>
       </w:r>
     </w:p>
+    <w:tbl>
+      <w:tblPr>
+        <w:tblStyle w:val="TableGrid"/>
+        <w:tblW w:type="auto" w:w="0"/>
+        <w:tblLook w:firstColumn="1" w:firstRow="1" w:lastColumn="0" w:lastRow="0" w:noHBand="0" w:noVBand="1" w:val="04A0"/>
+      </w:tblPr>
+      <w:tblGrid>
+        <w:gridCol w:w="4656"/>
+        <w:gridCol w:w="4656"/>
+      </w:tblGrid>
+      <w:tr>
+        <w:tc>
+          <w:tcPr>
+            <w:tcW w:type="dxa" w:w="4656"/>
+          </w:tcPr>
+          <w:p>
+            <w:r>
+              <w:t>Maklumat</w:t>
+            </w:r>
+          </w:p>
+        </w:tc>
+        <w:tc>
+          <w:tcPr>
+            <w:tcW w:type="dxa" w:w="4656"/>
+          </w:tcPr>
+          <w:p>
+            <w:r>
+              <w:t>Kepentingan bagi Editor</w:t>
+            </w:r>
+          </w:p>
+        </w:tc>
+      </w:tr>
+      <w:tr>
+        <w:tc>
+          <w:tcPr>
+            <w:tcW w:type="dxa" w:w="4656"/>
+          </w:tcPr>
+          <w:p>
+            <w:r>
+              <w:t>Nombor kad dan tarikh transfer</w:t>
+            </w:r>
+          </w:p>
+        </w:tc>
+        <w:tc>
+          <w:tcPr>
+            <w:tcW w:type="dxa" w:w="4656"/>
+          </w:tcPr>
+          <w:p>
+            <w:r>
+              <w:t>Mengesan sumber asal setiap klip, mengelakkan kehilangan data</w:t>
+            </w:r>
+          </w:p>
+        </w:tc>
+      </w:tr>
+      <w:tr>
+        <w:tc>
+          <w:tcPr>
+            <w:tcW w:type="dxa" w:w="4656"/>
+          </w:tcPr>
+          <w:p>
+            <w:r>
+              <w:t>Frame rate dan resolusi</w:t>
+            </w:r>
+          </w:p>
+        </w:tc>
+        <w:tc>
+          <w:tcPr>
+            <w:tcW w:type="dxa" w:w="4656"/>
+          </w:tcPr>
+          <w:p>
+            <w:r>
+              <w:t>Memastikan padanan dengan spesifikasi projek sebelum proses konversi (rujuk WA2)</w:t>
+            </w:r>
+          </w:p>
+        </w:tc>
+      </w:tr>
+      <w:tr>
+        <w:tc>
+          <w:tcPr>
+            <w:tcW w:type="dxa" w:w="4656"/>
+          </w:tcPr>
+          <w:p>
+            <w:r>
+              <w:t>LUT (Look-Up Table)</w:t>
+            </w:r>
+          </w:p>
+        </w:tc>
+        <w:tc>
+          <w:tcPr>
+            <w:tcW w:type="dxa" w:w="4656"/>
+          </w:tcPr>
+          <w:p>
+            <w:r>
+              <w:t>Membantu menyesuaikan pratonton warna yang lebih tepat semasa *offline edit*</w:t>
+            </w:r>
+          </w:p>
+        </w:tc>
+      </w:tr>
+      <w:tr>
+        <w:tc>
+          <w:tcPr>
+            <w:tcW w:type="dxa" w:w="4656"/>
+          </w:tcPr>
+          <w:p>
+            <w:r>
+              <w:t>Status backup (double/triple)</w:t>
+            </w:r>
+          </w:p>
+        </w:tc>
+        <w:tc>
+          <w:tcPr>
+            <w:tcW w:type="dxa" w:w="4656"/>
+          </w:tcPr>
+          <w:p>
+            <w:r>
+              <w:t>Mengesahkan footage disandarkan dengan selamat sebelum kad memori digunakan semula</w:t>
+            </w:r>
+          </w:p>
+        </w:tc>
+      </w:tr>
+    </w:tbl>
     <w:p>
-      <w:pPr>
-        <w:pStyle w:val="ListParagraph"/>
-      </w:pPr>
       <w:r>
-        <w:t>• Nombor kad dan tarikh transfer — untuk mengesan sumber asal setiap klip dan mengelakkan kehilangan data.</w:t>
-      </w:r>
-    </w:p>
-    <w:p>
-      <w:pPr>
-        <w:pStyle w:val="ListParagraph"/>
-      </w:pPr>
-      <w:r>
-        <w:t>• Frame rate dan resolusi — untuk memastikan padanan dengan spesifikasi projek sebelum proses konversi (rujuk WA2).</w:t>
-      </w:r>
-    </w:p>
-    <w:p>
-      <w:pPr>
-        <w:pStyle w:val="ListParagraph"/>
-      </w:pPr>
-      <w:r>
-        <w:t>• LUT (Look-Up Table) yang digunakan semasa penggambaran — membantu Editor menyesuaikan pratonton warna yang lebih tepat semasa proses offline edit.</w:t>
-      </w:r>
-    </w:p>
-    <w:p>
-      <w:pPr>
-        <w:pStyle w:val="ListParagraph"/>
-      </w:pPr>
-      <w:r>
-        <w:t>• Status backup (double/triple backup) — mengesahkan footage telah disandarkan dengan selamat sebelum kad memori digunakan semula.</w:t>
+        <w:rPr>
+          <w:b/>
+          <w:sz w:val="26"/>
+        </w:rPr>
+        <w:t>3. Rumusan</w:t>
       </w:r>
     </w:p>
     <w:p>
       <w:r>
-        <w:t>DIT sheet melengkapkan continuity sheet dan shooting board dengan menyediakan lapisan maklumat teknikal yang membolehkan Editor bekerja dengan yakin bahawa data sumber adalah lengkap dan sah, sebelum proses pengkategorian 'good take' dimuktamadkan dan dibentangkan sebagai senarai kepada Producer.</w:t>
+        <w:t>DIT sheet melengkapkan continuity sheet dan shooting board dengan lapisan maklumat teknikal, membolehkan Editor bekerja dengan yakin bahawa data sumber lengkap dan sah, sebelum proses pengkategorian 'good take' dimuktamadkan dan dibentangkan sebagai senarai kepada Producer.</w:t>
       </w:r>
     </w:p>
     <w:p>

--- a/video-film-editing/output/05 3.3b Nota Pembelajaran (Kertas Penerangan)/CU C01-C05/3.3b-06 Nota Pembelajaran C02-W01 Review cue sheet, continuity sheet, shooting board (IT-072).docx
+++ b/video-film-editing/output/05 3.3b Nota Pembelajaran (Kertas Penerangan)/CU C01-C05/3.3b-06 Nota Pembelajaran C02-W01 Review cue sheet, continuity sheet, shooting board (IT-072).docx
@@ -4,8 +4,9 @@
   <w:body>
     <w:tbl>
       <w:tblPr>
+        <w:tblStyle w:val="TableGrid"/>
         <w:tblW w:w="9699" w:type="dxa"/>
-        <w:tblLayout w:type="fixed"/>
+        <w:tblLayout w:type="autofit"/>
         <w:tblLook w:val="0000" w:firstRow="0" w:lastRow="0" w:firstColumn="0" w:lastColumn="0" w:noHBand="0" w:noVBand="0"/>
       </w:tblPr>
       <w:tblGrid>
@@ -17,6 +18,8 @@
       <w:tr>
         <w:trPr>
           <w:trHeight w:val="3230"/>
+          <w:tblHeader w:val="true"/>
+          <w:cantSplit w:val="true"/>
         </w:trPr>
         <w:tc>
           <w:tcPr>
@@ -26,6 +29,13 @@
               <w:left w:val="single" w:sz="4" w:space="0" w:color="auto"/>
               <w:bottom w:val="single" w:sz="4" w:space="0" w:color="000000"/>
             </w:tcBorders>
+            <w:tcMar>
+              <w:top w:w="57" w:type="dxa"/>
+              <w:left w:w="57" w:type="dxa"/>
+              <w:bottom w:w="57" w:type="dxa"/>
+              <w:right w:w="57" w:type="dxa"/>
+            </w:tcMar>
+            <w:shd w:val="clear" w:color="auto" w:fill="D9D9D9"/>
           </w:tcPr>
           <w:p>
             <w:pPr>
@@ -60,6 +70,27 @@
               <w:bottom w:val="single" w:sz="4" w:space="0" w:color="000000"/>
               <w:right w:val="single" w:sz="4" w:space="0" w:color="auto"/>
             </w:tcBorders>
+            <w:tcMar>
+              <w:top w:w="57" w:type="dxa"/>
+              <w:left w:w="57" w:type="dxa"/>
+              <w:bottom w:w="57" w:type="dxa"/>
+              <w:right w:w="57" w:type="dxa"/>
+            </w:tcMar>
+            <w:shd w:val="clear" w:color="auto" w:fill="D9D9D9"/>
+            <w:tcMar>
+              <w:top w:w="57" w:type="dxa"/>
+              <w:left w:w="57" w:type="dxa"/>
+              <w:bottom w:w="57" w:type="dxa"/>
+              <w:right w:w="57" w:type="dxa"/>
+            </w:tcMar>
+            <w:shd w:val="clear" w:color="auto" w:fill="D9D9D9"/>
+            <w:tcMar>
+              <w:top w:w="57" w:type="dxa"/>
+              <w:left w:w="57" w:type="dxa"/>
+              <w:bottom w:w="57" w:type="dxa"/>
+              <w:right w:w="57" w:type="dxa"/>
+            </w:tcMar>
+            <w:shd w:val="clear" w:color="auto" w:fill="D9D9D9"/>
           </w:tcPr>
           <w:p>
             <w:pPr>
@@ -71,7 +102,11 @@
             </w:pPr>
             <w:r>
               <w:rPr>
+                <w:rFonts w:ascii="Arial" w:hAnsi="Arial" w:cs="Arial"/>
+                <w:b/>
                 <w:noProof/>
+                <w:color w:val="000000"/>
+                <w:sz w:val="20"/>
               </w:rPr>
               <w:pict w14:anchorId="1A6FD23B">
                 <v:shapetype id="_x0000_t202" coordsize="21600,21600" o:spt="202" path="m,l,21600r21600,l21600,xe">
@@ -259,6 +294,7 @@
       <w:tr>
         <w:trPr>
           <w:trHeight w:val="971"/>
+          <w:cantSplit w:val="true"/>
         </w:trPr>
         <w:tc>
           <w:tcPr>
@@ -269,6 +305,12 @@
               <w:bottom w:val="single" w:sz="4" w:space="0" w:color="000000"/>
             </w:tcBorders>
             <w:vAlign w:val="center"/>
+            <w:tcMar>
+              <w:top w:w="57" w:type="dxa"/>
+              <w:left w:w="57" w:type="dxa"/>
+              <w:bottom w:w="57" w:type="dxa"/>
+              <w:right w:w="57" w:type="dxa"/>
+            </w:tcMar>
           </w:tcPr>
           <w:p>
             <w:pPr>
@@ -284,6 +326,8 @@
               <w:rPr>
                 <w:rFonts w:ascii="Arial" w:eastAsia="Arial" w:hAnsi="Arial" w:cs="Arial"/>
                 <w:b/>
+                <w:color w:val="000000"/>
+                <w:sz w:val="20"/>
               </w:rPr>
               <w:t xml:space="preserve">KOD NAMA DAN PROGRAM / </w:t>
             </w:r>
@@ -291,6 +335,8 @@
               <w:rPr>
                 <w:rFonts w:ascii="Arial" w:eastAsia="Arial" w:hAnsi="Arial" w:cs="Arial"/>
                 <w:i/>
+                <w:color w:val="000000"/>
+                <w:sz w:val="20"/>
               </w:rPr>
               <w:t>PROGRAM CODE AND NAME</w:t>
             </w:r>
@@ -307,9 +353,32 @@
               <w:right w:val="single" w:sz="4" w:space="0" w:color="auto"/>
             </w:tcBorders>
             <w:vAlign w:val="center"/>
+            <w:tcMar>
+              <w:top w:w="57" w:type="dxa"/>
+              <w:left w:w="57" w:type="dxa"/>
+              <w:bottom w:w="57" w:type="dxa"/>
+              <w:right w:w="57" w:type="dxa"/>
+            </w:tcMar>
+            <w:tcMar>
+              <w:top w:w="57" w:type="dxa"/>
+              <w:left w:w="57" w:type="dxa"/>
+              <w:bottom w:w="57" w:type="dxa"/>
+              <w:right w:w="57" w:type="dxa"/>
+            </w:tcMar>
+            <w:tcMar>
+              <w:top w:w="57" w:type="dxa"/>
+              <w:left w:w="57" w:type="dxa"/>
+              <w:bottom w:w="57" w:type="dxa"/>
+              <w:right w:w="57" w:type="dxa"/>
+            </w:tcMar>
           </w:tcPr>
           <w:p>
             <w:r>
+              <w:rPr>
+                <w:rFonts w:ascii="Arial" w:hAnsi="Arial" w:cs="Arial"/>
+                <w:color w:val="000000"/>
+                <w:sz w:val="20"/>
+              </w:rPr>
               <w:t>IT-072-3:2012 VIDEO / FILM (EDITING)</w:t>
             </w:r>
           </w:p>
@@ -318,6 +387,7 @@
       <w:tr>
         <w:trPr>
           <w:trHeight w:val="1160"/>
+          <w:cantSplit w:val="true"/>
         </w:trPr>
         <w:tc>
           <w:tcPr>
@@ -328,6 +398,12 @@
               <w:bottom w:val="single" w:sz="4" w:space="0" w:color="000000"/>
             </w:tcBorders>
             <w:vAlign w:val="center"/>
+            <w:tcMar>
+              <w:top w:w="57" w:type="dxa"/>
+              <w:left w:w="57" w:type="dxa"/>
+              <w:bottom w:w="57" w:type="dxa"/>
+              <w:right w:w="57" w:type="dxa"/>
+            </w:tcMar>
           </w:tcPr>
           <w:p>
             <w:pPr>
@@ -360,12 +436,16 @@
               <w:rPr>
                 <w:rFonts w:ascii="Arial" w:eastAsia="Arial" w:hAnsi="Arial" w:cs="Arial"/>
                 <w:b/>
+                <w:color w:val="000000"/>
+                <w:sz w:val="20"/>
               </w:rPr>
               <w:t xml:space="preserve">TAHAP / </w:t>
             </w:r>
             <w:r>
               <w:rPr>
                 <w:rFonts w:ascii="Arial" w:eastAsia="Arial" w:hAnsi="Arial" w:cs="Arial"/>
+                <w:color w:val="000000"/>
+                <w:sz w:val="20"/>
               </w:rPr>
               <w:t>LEVEL</w:t>
             </w:r>
@@ -382,9 +462,32 @@
               <w:right w:val="single" w:sz="4" w:space="0" w:color="auto"/>
             </w:tcBorders>
             <w:vAlign w:val="center"/>
+            <w:tcMar>
+              <w:top w:w="57" w:type="dxa"/>
+              <w:left w:w="57" w:type="dxa"/>
+              <w:bottom w:w="57" w:type="dxa"/>
+              <w:right w:w="57" w:type="dxa"/>
+            </w:tcMar>
+            <w:tcMar>
+              <w:top w:w="57" w:type="dxa"/>
+              <w:left w:w="57" w:type="dxa"/>
+              <w:bottom w:w="57" w:type="dxa"/>
+              <w:right w:w="57" w:type="dxa"/>
+            </w:tcMar>
+            <w:tcMar>
+              <w:top w:w="57" w:type="dxa"/>
+              <w:left w:w="57" w:type="dxa"/>
+              <w:bottom w:w="57" w:type="dxa"/>
+              <w:right w:w="57" w:type="dxa"/>
+            </w:tcMar>
           </w:tcPr>
           <w:p>
             <w:r>
+              <w:rPr>
+                <w:rFonts w:ascii="Arial" w:hAnsi="Arial" w:cs="Arial"/>
+                <w:color w:val="000000"/>
+                <w:sz w:val="20"/>
+              </w:rPr>
               <w:t>3</w:t>
             </w:r>
           </w:p>
@@ -393,6 +496,7 @@
       <w:tr>
         <w:trPr>
           <w:trHeight w:val="1169"/>
+          <w:cantSplit w:val="true"/>
         </w:trPr>
         <w:tc>
           <w:tcPr>
@@ -403,6 +507,12 @@
               <w:bottom w:val="single" w:sz="4" w:space="0" w:color="000000"/>
             </w:tcBorders>
             <w:vAlign w:val="center"/>
+            <w:tcMar>
+              <w:top w:w="57" w:type="dxa"/>
+              <w:left w:w="57" w:type="dxa"/>
+              <w:bottom w:w="57" w:type="dxa"/>
+              <w:right w:w="57" w:type="dxa"/>
+            </w:tcMar>
           </w:tcPr>
           <w:p>
             <w:pPr>
@@ -437,6 +547,8 @@
               <w:rPr>
                 <w:rFonts w:ascii="Arial" w:eastAsia="Arial" w:hAnsi="Arial" w:cs="Arial"/>
                 <w:b/>
+                <w:color w:val="000000"/>
+                <w:sz w:val="20"/>
               </w:rPr>
               <w:t>NO DAN TAJUK UNIT KOMPETENSI /</w:t>
             </w:r>
@@ -444,6 +556,8 @@
               <w:rPr>
                 <w:rFonts w:ascii="Arial" w:eastAsia="Arial" w:hAnsi="Arial" w:cs="Arial"/>
                 <w:i/>
+                <w:color w:val="000000"/>
+                <w:sz w:val="20"/>
               </w:rPr>
               <w:t xml:space="preserve"> COMPETENCY UNIT CODE AND TITLE</w:t>
             </w:r>
@@ -460,9 +574,32 @@
               <w:right w:val="single" w:sz="4" w:space="0" w:color="auto"/>
             </w:tcBorders>
             <w:vAlign w:val="center"/>
+            <w:tcMar>
+              <w:top w:w="57" w:type="dxa"/>
+              <w:left w:w="57" w:type="dxa"/>
+              <w:bottom w:w="57" w:type="dxa"/>
+              <w:right w:w="57" w:type="dxa"/>
+            </w:tcMar>
+            <w:tcMar>
+              <w:top w:w="57" w:type="dxa"/>
+              <w:left w:w="57" w:type="dxa"/>
+              <w:bottom w:w="57" w:type="dxa"/>
+              <w:right w:w="57" w:type="dxa"/>
+            </w:tcMar>
+            <w:tcMar>
+              <w:top w:w="57" w:type="dxa"/>
+              <w:left w:w="57" w:type="dxa"/>
+              <w:bottom w:w="57" w:type="dxa"/>
+              <w:right w:w="57" w:type="dxa"/>
+            </w:tcMar>
           </w:tcPr>
           <w:p>
             <w:r>
+              <w:rPr>
+                <w:rFonts w:ascii="Arial" w:hAnsi="Arial" w:cs="Arial"/>
+                <w:color w:val="000000"/>
+                <w:sz w:val="20"/>
+              </w:rPr>
               <w:t>IT-072-3:2012-C02 / VISUAL EDITING PREPARATION</w:t>
             </w:r>
           </w:p>
@@ -471,6 +608,7 @@
       <w:tr>
         <w:trPr>
           <w:trHeight w:val="2910"/>
+          <w:cantSplit w:val="true"/>
         </w:trPr>
         <w:tc>
           <w:tcPr>
@@ -481,6 +619,12 @@
               <w:bottom w:val="single" w:sz="4" w:space="0" w:color="000000"/>
             </w:tcBorders>
             <w:vAlign w:val="center"/>
+            <w:tcMar>
+              <w:top w:w="57" w:type="dxa"/>
+              <w:left w:w="57" w:type="dxa"/>
+              <w:bottom w:w="57" w:type="dxa"/>
+              <w:right w:w="57" w:type="dxa"/>
+            </w:tcMar>
           </w:tcPr>
           <w:p>
             <w:pPr>
@@ -499,6 +643,8 @@
               <w:rPr>
                 <w:rFonts w:ascii="Arial" w:eastAsia="Arial" w:hAnsi="Arial" w:cs="Arial"/>
                 <w:b/>
+                <w:color w:val="000000"/>
+                <w:sz w:val="20"/>
               </w:rPr>
               <w:t xml:space="preserve">NO DAN PENYATAAN AKTIVITI / </w:t>
             </w:r>
@@ -506,6 +652,8 @@
               <w:rPr>
                 <w:rFonts w:ascii="Arial" w:eastAsia="Arial" w:hAnsi="Arial" w:cs="Arial"/>
                 <w:i/>
+                <w:color w:val="000000"/>
+                <w:sz w:val="20"/>
               </w:rPr>
               <w:t>WORK ACTIVITIES NO. AND STATEMENT</w:t>
             </w:r>
@@ -522,9 +670,32 @@
               <w:right w:val="single" w:sz="4" w:space="0" w:color="auto"/>
             </w:tcBorders>
             <w:vAlign w:val="center"/>
+            <w:tcMar>
+              <w:top w:w="57" w:type="dxa"/>
+              <w:left w:w="57" w:type="dxa"/>
+              <w:bottom w:w="57" w:type="dxa"/>
+              <w:right w:w="57" w:type="dxa"/>
+            </w:tcMar>
+            <w:tcMar>
+              <w:top w:w="57" w:type="dxa"/>
+              <w:left w:w="57" w:type="dxa"/>
+              <w:bottom w:w="57" w:type="dxa"/>
+              <w:right w:w="57" w:type="dxa"/>
+            </w:tcMar>
+            <w:tcMar>
+              <w:top w:w="57" w:type="dxa"/>
+              <w:left w:w="57" w:type="dxa"/>
+              <w:bottom w:w="57" w:type="dxa"/>
+              <w:right w:w="57" w:type="dxa"/>
+            </w:tcMar>
           </w:tcPr>
           <w:p>
             <w:r>
+              <w:rPr>
+                <w:rFonts w:ascii="Arial" w:hAnsi="Arial" w:cs="Arial"/>
+                <w:color w:val="000000"/>
+                <w:sz w:val="20"/>
+              </w:rPr>
               <w:t>IT-072-3:2012-C02-W01 / Review cue sheet / continuity sheet / shooting board</w:t>
             </w:r>
           </w:p>
@@ -533,6 +704,7 @@
       <w:tr>
         <w:trPr>
           <w:trHeight w:val="755"/>
+          <w:cantSplit w:val="true"/>
         </w:trPr>
         <w:tc>
           <w:tcPr>
@@ -543,6 +715,12 @@
               <w:bottom w:val="single" w:sz="4" w:space="0" w:color="auto"/>
             </w:tcBorders>
             <w:vAlign w:val="center"/>
+            <w:tcMar>
+              <w:top w:w="57" w:type="dxa"/>
+              <w:left w:w="57" w:type="dxa"/>
+              <w:bottom w:w="57" w:type="dxa"/>
+              <w:right w:w="57" w:type="dxa"/>
+            </w:tcMar>
           </w:tcPr>
           <w:p>
             <w:pPr>
@@ -576,6 +754,8 @@
               <w:rPr>
                 <w:rFonts w:ascii="Arial" w:eastAsia="Arial" w:hAnsi="Arial" w:cs="Arial"/>
                 <w:b/>
+                <w:color w:val="000000"/>
+                <w:sz w:val="20"/>
               </w:rPr>
               <w:t>NO</w:t>
             </w:r>
@@ -583,6 +763,8 @@
               <w:rPr>
                 <w:rFonts w:ascii="Arial" w:eastAsia="Arial" w:hAnsi="Arial" w:cs="Arial"/>
                 <w:b/>
+                <w:color w:val="000000"/>
+                <w:sz w:val="20"/>
               </w:rPr>
               <w:t>.</w:t>
             </w:r>
@@ -590,6 +772,8 @@
               <w:rPr>
                 <w:rFonts w:ascii="Arial" w:eastAsia="Arial" w:hAnsi="Arial" w:cs="Arial"/>
                 <w:b/>
+                <w:color w:val="000000"/>
+                <w:sz w:val="20"/>
               </w:rPr>
               <w:t xml:space="preserve"> KOD / </w:t>
             </w:r>
@@ -599,6 +783,8 @@
                 <w:bCs/>
                 <w:i/>
                 <w:iCs/>
+                <w:color w:val="000000"/>
+                <w:sz w:val="20"/>
               </w:rPr>
               <w:t>CODE N</w:t>
             </w:r>
@@ -608,6 +794,8 @@
                 <w:bCs/>
                 <w:i/>
                 <w:iCs/>
+                <w:color w:val="000000"/>
+                <w:sz w:val="20"/>
               </w:rPr>
               <w:t>O.</w:t>
             </w:r>
@@ -622,9 +810,20 @@
               <w:bottom w:val="single" w:sz="4" w:space="0" w:color="auto"/>
             </w:tcBorders>
             <w:vAlign w:val="center"/>
+            <w:tcMar>
+              <w:top w:w="57" w:type="dxa"/>
+              <w:left w:w="57" w:type="dxa"/>
+              <w:bottom w:w="57" w:type="dxa"/>
+              <w:right w:w="57" w:type="dxa"/>
+            </w:tcMar>
           </w:tcPr>
           <w:p>
             <w:r>
+              <w:rPr>
+                <w:rFonts w:ascii="Arial" w:hAnsi="Arial" w:cs="Arial"/>
+                <w:color w:val="000000"/>
+                <w:sz w:val="20"/>
+              </w:rPr>
               <w:t>IT-072-3:2012-C02/NP(1/4)</w:t>
             </w:r>
           </w:p>
@@ -639,9 +838,20 @@
               <w:right w:val="single" w:sz="4" w:space="0" w:color="auto"/>
             </w:tcBorders>
             <w:vAlign w:val="center"/>
+            <w:tcMar>
+              <w:top w:w="57" w:type="dxa"/>
+              <w:left w:w="57" w:type="dxa"/>
+              <w:bottom w:w="57" w:type="dxa"/>
+              <w:right w:w="57" w:type="dxa"/>
+            </w:tcMar>
           </w:tcPr>
           <w:p>
             <w:r>
+              <w:rPr>
+                <w:rFonts w:ascii="Arial" w:hAnsi="Arial" w:cs="Arial"/>
+                <w:color w:val="000000"/>
+                <w:sz w:val="20"/>
+              </w:rPr>
               <w:t>Muka Surat/Page:</w:t>
               <w:br/>
               <w:t>Drpd/ Of::</w:t>
@@ -658,9 +868,20 @@
               <w:right w:val="single" w:sz="4" w:space="0" w:color="auto"/>
             </w:tcBorders>
             <w:vAlign w:val="center"/>
+            <w:tcMar>
+              <w:top w:w="57" w:type="dxa"/>
+              <w:left w:w="57" w:type="dxa"/>
+              <w:bottom w:w="57" w:type="dxa"/>
+              <w:right w:w="57" w:type="dxa"/>
+            </w:tcMar>
           </w:tcPr>
           <w:p>
             <w:r>
+              <w:rPr>
+                <w:rFonts w:ascii="Arial" w:hAnsi="Arial" w:cs="Arial"/>
+                <w:color w:val="000000"/>
+                <w:sz w:val="20"/>
+              </w:rPr>
               <w:t>[TBD: no. muka surat]</w:t>
               <w:br/>
               <w:t>31</w:t>
@@ -670,121 +891,243 @@
       </w:tr>
     </w:tbl>
     <w:p>
+      <w:pPr>
+        <w:spacing w:before="120" w:after="120" w:line="276" w:lineRule="auto"/>
+        <w:jc w:val="left"/>
+      </w:pPr>
       <w:r>
         <w:rPr>
+          <w:rFonts w:ascii="Arial" w:hAnsi="Arial" w:cs="Arial"/>
           <w:b/>
+          <w:color w:val="000000"/>
+          <w:sz w:val="22"/>
         </w:rPr>
         <w:t>TAJUK:</w:t>
       </w:r>
     </w:p>
     <w:p>
+      <w:pPr>
+        <w:spacing w:line="276" w:lineRule="auto" w:after="120"/>
+        <w:jc w:val="left"/>
+      </w:pPr>
       <w:r>
+        <w:rPr>
+          <w:rFonts w:ascii="Arial" w:hAnsi="Arial" w:cs="Arial"/>
+          <w:color w:val="000000"/>
+          <w:sz w:val="22"/>
+        </w:rPr>
         <w:t>Review Cue Sheet, Continuity Sheet dan Shooting Board dalam Proses Persediaan Penyuntingan Visual</w:t>
       </w:r>
     </w:p>
     <w:p/>
     <w:p>
+      <w:pPr>
+        <w:spacing w:before="120" w:after="120" w:line="276" w:lineRule="auto"/>
+        <w:jc w:val="left"/>
+      </w:pPr>
       <w:r>
         <w:rPr>
+          <w:rFonts w:ascii="Arial" w:hAnsi="Arial" w:cs="Arial"/>
           <w:b/>
+          <w:color w:val="000000"/>
+          <w:sz w:val="22"/>
         </w:rPr>
         <w:t>TUJUAN:</w:t>
       </w:r>
     </w:p>
     <w:p>
+      <w:pPr>
+        <w:spacing w:line="276" w:lineRule="auto" w:after="120"/>
+        <w:jc w:val="left"/>
+      </w:pPr>
       <w:r>
+        <w:rPr>
+          <w:rFonts w:ascii="Arial" w:hAnsi="Arial" w:cs="Arial"/>
+          <w:color w:val="000000"/>
+          <w:sz w:val="22"/>
+        </w:rPr>
         <w:t>Nota Pembelajaran ini bertujuan untuk membolehkan Bakat memahami dan menggunakan skrip, continuity sheet, shooting board dan DIT sheet sebagai rujukan utama semasa mengkaji semula footage sebelum proses penyuntingan bermula, merangkumi Bab 1 Script, Bab 2 Continuity Sheet, Bab 3 Shooting Board dan Bab 4 DIT Sheet, kerana ketepatan pengenalpastian dan pengkelasan 'good take' shots pada peringkat persediaan ini menentukan kualiti dan kecekapan keseluruhan proses penyuntingan visual seterusnya.</w:t>
       </w:r>
     </w:p>
     <w:p/>
     <w:p>
+      <w:pPr>
+        <w:spacing w:before="120" w:after="120" w:line="276" w:lineRule="auto"/>
+        <w:jc w:val="left"/>
+      </w:pPr>
       <w:r>
         <w:rPr>
+          <w:rFonts w:ascii="Arial" w:hAnsi="Arial" w:cs="Arial"/>
           <w:b/>
+          <w:color w:val="000000"/>
+          <w:sz w:val="22"/>
         </w:rPr>
         <w:t>PENERANGAN:</w:t>
       </w:r>
     </w:p>
     <w:p>
+      <w:pPr>
+        <w:spacing w:before="120" w:after="120" w:line="276" w:lineRule="auto"/>
+        <w:jc w:val="left"/>
+      </w:pPr>
       <w:r>
         <w:rPr>
+          <w:rFonts w:ascii="Arial" w:hAnsi="Arial" w:cs="Arial"/>
           <w:b/>
-          <w:sz w:val="36"/>
+          <w:color w:val="000000"/>
+          <w:sz w:val="24"/>
         </w:rPr>
         <w:t>Bab 1: Script</w:t>
       </w:r>
     </w:p>
     <w:p>
+      <w:pPr>
+        <w:spacing w:before="120" w:after="120" w:line="276" w:lineRule="auto"/>
+        <w:jc w:val="left"/>
+      </w:pPr>
       <w:r>
         <w:rPr>
+          <w:rFonts w:ascii="Arial" w:hAnsi="Arial" w:cs="Arial"/>
           <w:b/>
-          <w:sz w:val="26"/>
+          <w:color w:val="000000"/>
+          <w:sz w:val="22"/>
         </w:rPr>
         <w:t>Objektif Pembelajaran</w:t>
       </w:r>
     </w:p>
     <w:p>
+      <w:pPr>
+        <w:spacing w:line="276" w:lineRule="auto" w:after="120"/>
+        <w:jc w:val="left"/>
+      </w:pPr>
       <w:r>
+        <w:rPr>
+          <w:rFonts w:ascii="Arial" w:hAnsi="Arial" w:cs="Arial"/>
+          <w:color w:val="000000"/>
+          <w:sz w:val="22"/>
+        </w:rPr>
         <w:t>Selepas mempelajari topik ini, pelatih dapat:</w:t>
       </w:r>
     </w:p>
     <w:p>
       <w:pPr>
         <w:pStyle w:val="ListParagraph"/>
+        <w:spacing w:line="276" w:lineRule="auto" w:after="40"/>
+        <w:ind w:left="357" w:hanging="357"/>
+        <w:jc w:val="left"/>
       </w:pPr>
       <w:r>
+        <w:rPr>
+          <w:rFonts w:ascii="Arial" w:hAnsi="Arial" w:cs="Arial"/>
+          <w:color w:val="000000"/>
+          <w:sz w:val="22"/>
+        </w:rPr>
         <w:t>• Mengenal pasti fungsi skrip sebagai rujukan silang semasa review footage.</w:t>
       </w:r>
     </w:p>
     <w:p>
       <w:pPr>
         <w:pStyle w:val="ListParagraph"/>
+        <w:spacing w:line="276" w:lineRule="auto" w:after="40"/>
+        <w:ind w:left="357" w:hanging="357"/>
+        <w:jc w:val="left"/>
       </w:pPr>
       <w:r>
+        <w:rPr>
+          <w:rFonts w:ascii="Arial" w:hAnsi="Arial" w:cs="Arial"/>
+          <w:color w:val="000000"/>
+          <w:sz w:val="22"/>
+        </w:rPr>
         <w:t>• Menjelaskan elemen skrip yang mempengaruhi pemilihan *shot*.</w:t>
       </w:r>
     </w:p>
     <w:p>
       <w:pPr>
         <w:pStyle w:val="ListParagraph"/>
+        <w:spacing w:line="276" w:lineRule="auto" w:after="40"/>
+        <w:ind w:left="357" w:hanging="357"/>
+        <w:jc w:val="left"/>
       </w:pPr>
       <w:r>
+        <w:rPr>
+          <w:rFonts w:ascii="Arial" w:hAnsi="Arial" w:cs="Arial"/>
+          <w:color w:val="000000"/>
+          <w:sz w:val="22"/>
+        </w:rPr>
         <w:t>• Menentukan kriteria 'good take' berdasarkan niat naratif skrip.</w:t>
       </w:r>
     </w:p>
     <w:p>
       <w:pPr>
         <w:pStyle w:val="ListParagraph"/>
+        <w:spacing w:line="276" w:lineRule="auto" w:after="40"/>
+        <w:ind w:left="357" w:hanging="357"/>
+        <w:jc w:val="left"/>
       </w:pPr>
       <w:r>
+        <w:rPr>
+          <w:rFonts w:ascii="Arial" w:hAnsi="Arial" w:cs="Arial"/>
+          <w:color w:val="000000"/>
+          <w:sz w:val="22"/>
+        </w:rPr>
         <w:t>• Memberikan contoh cara skrip digunakan semasa penyuntingan sebenar di studio.</w:t>
       </w:r>
     </w:p>
     <w:p>
+      <w:pPr>
+        <w:spacing w:before="120" w:after="120" w:line="276" w:lineRule="auto"/>
+        <w:jc w:val="left"/>
+      </w:pPr>
       <w:r>
         <w:rPr>
+          <w:rFonts w:ascii="Arial" w:hAnsi="Arial" w:cs="Arial"/>
           <w:b/>
-          <w:sz w:val="26"/>
+          <w:color w:val="000000"/>
+          <w:sz w:val="22"/>
         </w:rPr>
         <w:t>1. Fungsi Skrip dalam Persediaan Editing</w:t>
       </w:r>
     </w:p>
     <w:p>
+      <w:pPr>
+        <w:spacing w:line="276" w:lineRule="auto" w:after="120"/>
+        <w:jc w:val="left"/>
+      </w:pPr>
       <w:r>
+        <w:rPr>
+          <w:rFonts w:ascii="Arial" w:hAnsi="Arial" w:cs="Arial"/>
+          <w:color w:val="000000"/>
+          <w:sz w:val="22"/>
+        </w:rPr>
         <w:t>Skrip adalah dokumen asas yang menetapkan naratif, dialog dan susunan adegan sesebuah produksi. Bagi seorang Editor di peringkat persediaan (visual editing preparation), skrip bukan sahaja teks cerita — ia adalah rujukan silang untuk mengenal pasti *shot* mana yang diperlukan bagi setiap adegan, dan apakah maksud kreatif di sebalik setiap *scene*. Sebelum mengkaji footage, Editor perlu membaca skrip dengan teliti untuk memahami susunan naratif (linear atau bukan-linear), dialog dan dialog-cue yang mesti sepadan dengan visual (*lip-sync*), serta arahan pengarah (*action lines*) yang menerangkan pergerakan kamera atau pelakon yang dijangka wujud dalam footage.</w:t>
       </w:r>
     </w:p>
     <w:p>
+      <w:pPr>
+        <w:spacing w:before="120" w:after="120" w:line="276" w:lineRule="auto"/>
+        <w:jc w:val="left"/>
+      </w:pPr>
       <w:r>
         <w:rPr>
+          <w:rFonts w:ascii="Arial" w:hAnsi="Arial" w:cs="Arial"/>
           <w:b/>
-          <w:sz w:val="26"/>
+          <w:color w:val="000000"/>
+          <w:sz w:val="22"/>
         </w:rPr>
         <w:t>2. Skrip sebagai Kriteria 'Good Take'</w:t>
       </w:r>
     </w:p>
     <w:p>
+      <w:pPr>
+        <w:spacing w:line="276" w:lineRule="auto" w:after="120"/>
+        <w:jc w:val="left"/>
+      </w:pPr>
       <w:r>
+        <w:rPr>
+          <w:rFonts w:ascii="Arial" w:hAnsi="Arial" w:cs="Arial"/>
+          <w:color w:val="000000"/>
+          <w:sz w:val="22"/>
+        </w:rPr>
         <w:t>Skrip membantu Editor menentukan kategori 'good take' — iaitu *take* mana yang paling sepadan dengan niat skrip, dari segi penyampaian dialog, emosi pelakon, dan ketepatan aksi berbanding arahan skrip.</w:t>
       </w:r>
     </w:p>
@@ -792,6 +1135,7 @@
       <w:tblPr>
         <w:tblStyle w:val="TableGrid"/>
         <w:tblW w:type="auto" w:w="0"/>
+        <w:tblLayout w:type="autofit"/>
         <w:tblLook w:firstColumn="1" w:firstRow="1" w:lastColumn="0" w:lastRow="0" w:noHBand="0" w:noVBand="1" w:val="04A0"/>
       </w:tblPr>
       <w:tblGrid>
@@ -800,12 +1144,29 @@
         <w:gridCol w:w="3104"/>
       </w:tblGrid>
       <w:tr>
+        <w:trPr>
+          <w:tblHeader w:val="true"/>
+          <w:cantSplit w:val="true"/>
+        </w:trPr>
         <w:tc>
           <w:tcPr>
             <w:tcW w:type="dxa" w:w="3104"/>
+            <w:tcMar>
+              <w:top w:w="57" w:type="dxa"/>
+              <w:left w:w="57" w:type="dxa"/>
+              <w:bottom w:w="57" w:type="dxa"/>
+              <w:right w:w="57" w:type="dxa"/>
+            </w:tcMar>
+            <w:shd w:val="clear" w:color="auto" w:fill="D9D9D9"/>
           </w:tcPr>
           <w:p>
             <w:r>
+              <w:rPr>
+                <w:rFonts w:ascii="Arial" w:hAnsi="Arial" w:cs="Arial"/>
+                <w:b/>
+                <w:color w:val="000000"/>
+                <w:sz w:val="20"/>
+              </w:rPr>
               <w:t>Elemen Skrip</w:t>
             </w:r>
           </w:p>
@@ -813,9 +1174,22 @@
         <w:tc>
           <w:tcPr>
             <w:tcW w:type="dxa" w:w="3104"/>
+            <w:tcMar>
+              <w:top w:w="57" w:type="dxa"/>
+              <w:left w:w="57" w:type="dxa"/>
+              <w:bottom w:w="57" w:type="dxa"/>
+              <w:right w:w="57" w:type="dxa"/>
+            </w:tcMar>
+            <w:shd w:val="clear" w:color="auto" w:fill="D9D9D9"/>
           </w:tcPr>
           <w:p>
             <w:r>
+              <w:rPr>
+                <w:rFonts w:ascii="Arial" w:hAnsi="Arial" w:cs="Arial"/>
+                <w:b/>
+                <w:color w:val="000000"/>
+                <w:sz w:val="20"/>
+              </w:rPr>
               <w:t>Kegunaan bagi Editor</w:t>
             </w:r>
           </w:p>
@@ -823,21 +1197,48 @@
         <w:tc>
           <w:tcPr>
             <w:tcW w:type="dxa" w:w="3104"/>
+            <w:tcMar>
+              <w:top w:w="57" w:type="dxa"/>
+              <w:left w:w="57" w:type="dxa"/>
+              <w:bottom w:w="57" w:type="dxa"/>
+              <w:right w:w="57" w:type="dxa"/>
+            </w:tcMar>
+            <w:shd w:val="clear" w:color="auto" w:fill="D9D9D9"/>
           </w:tcPr>
           <w:p>
             <w:r>
+              <w:rPr>
+                <w:rFonts w:ascii="Arial" w:hAnsi="Arial" w:cs="Arial"/>
+                <w:b/>
+                <w:color w:val="000000"/>
+                <w:sz w:val="20"/>
+              </w:rPr>
               <w:t>Contoh Studio</w:t>
             </w:r>
           </w:p>
         </w:tc>
       </w:tr>
       <w:tr>
+        <w:trPr>
+          <w:cantSplit w:val="true"/>
+        </w:trPr>
         <w:tc>
           <w:tcPr>
             <w:tcW w:type="dxa" w:w="3104"/>
+            <w:tcMar>
+              <w:top w:w="57" w:type="dxa"/>
+              <w:left w:w="57" w:type="dxa"/>
+              <w:bottom w:w="57" w:type="dxa"/>
+              <w:right w:w="57" w:type="dxa"/>
+            </w:tcMar>
           </w:tcPr>
           <w:p>
             <w:r>
+              <w:rPr>
+                <w:rFonts w:ascii="Arial" w:hAnsi="Arial" w:cs="Arial"/>
+                <w:color w:val="000000"/>
+                <w:sz w:val="20"/>
+              </w:rPr>
               <w:t>Dialog / dialog-cue</w:t>
             </w:r>
           </w:p>
@@ -845,9 +1246,20 @@
         <w:tc>
           <w:tcPr>
             <w:tcW w:type="dxa" w:w="3104"/>
+            <w:tcMar>
+              <w:top w:w="57" w:type="dxa"/>
+              <w:left w:w="57" w:type="dxa"/>
+              <w:bottom w:w="57" w:type="dxa"/>
+              <w:right w:w="57" w:type="dxa"/>
+            </w:tcMar>
           </w:tcPr>
           <w:p>
             <w:r>
+              <w:rPr>
+                <w:rFonts w:ascii="Arial" w:hAnsi="Arial" w:cs="Arial"/>
+                <w:color w:val="000000"/>
+                <w:sz w:val="20"/>
+              </w:rPr>
               <w:t>Semak *lip-sync* dan ketepatan penyampaian</w:t>
             </w:r>
           </w:p>
@@ -855,21 +1267,46 @@
         <w:tc>
           <w:tcPr>
             <w:tcW w:type="dxa" w:w="3104"/>
+            <w:tcMar>
+              <w:top w:w="57" w:type="dxa"/>
+              <w:left w:w="57" w:type="dxa"/>
+              <w:bottom w:w="57" w:type="dxa"/>
+              <w:right w:w="57" w:type="dxa"/>
+            </w:tcMar>
           </w:tcPr>
           <w:p>
             <w:r>
+              <w:rPr>
+                <w:rFonts w:ascii="Arial" w:hAnsi="Arial" w:cs="Arial"/>
+                <w:color w:val="000000"/>
+                <w:sz w:val="20"/>
+              </w:rPr>
               <w:t>Skrip: "watak A memandang watak B dengan marah" — Editor menyemak beberapa *take* untuk mencari emosi yang paling menepati</w:t>
             </w:r>
           </w:p>
         </w:tc>
       </w:tr>
       <w:tr>
+        <w:trPr>
+          <w:cantSplit w:val="true"/>
+        </w:trPr>
         <w:tc>
           <w:tcPr>
             <w:tcW w:type="dxa" w:w="3104"/>
+            <w:tcMar>
+              <w:top w:w="57" w:type="dxa"/>
+              <w:left w:w="57" w:type="dxa"/>
+              <w:bottom w:w="57" w:type="dxa"/>
+              <w:right w:w="57" w:type="dxa"/>
+            </w:tcMar>
           </w:tcPr>
           <w:p>
             <w:r>
+              <w:rPr>
+                <w:rFonts w:ascii="Arial" w:hAnsi="Arial" w:cs="Arial"/>
+                <w:color w:val="000000"/>
+                <w:sz w:val="20"/>
+              </w:rPr>
               <w:t>Action lines</w:t>
             </w:r>
           </w:p>
@@ -877,9 +1314,20 @@
         <w:tc>
           <w:tcPr>
             <w:tcW w:type="dxa" w:w="3104"/>
+            <w:tcMar>
+              <w:top w:w="57" w:type="dxa"/>
+              <w:left w:w="57" w:type="dxa"/>
+              <w:bottom w:w="57" w:type="dxa"/>
+              <w:right w:w="57" w:type="dxa"/>
+            </w:tcMar>
           </w:tcPr>
           <w:p>
             <w:r>
+              <w:rPr>
+                <w:rFonts w:ascii="Arial" w:hAnsi="Arial" w:cs="Arial"/>
+                <w:color w:val="000000"/>
+                <w:sz w:val="20"/>
+              </w:rPr>
               <w:t>Sahkan pergerakan kamera/pelakon wujud dalam footage</w:t>
             </w:r>
           </w:p>
@@ -887,21 +1335,46 @@
         <w:tc>
           <w:tcPr>
             <w:tcW w:type="dxa" w:w="3104"/>
+            <w:tcMar>
+              <w:top w:w="57" w:type="dxa"/>
+              <w:left w:w="57" w:type="dxa"/>
+              <w:bottom w:w="57" w:type="dxa"/>
+              <w:right w:w="57" w:type="dxa"/>
+            </w:tcMar>
           </w:tcPr>
           <w:p>
             <w:r>
+              <w:rPr>
+                <w:rFonts w:ascii="Arial" w:hAnsi="Arial" w:cs="Arial"/>
+                <w:color w:val="000000"/>
+                <w:sz w:val="20"/>
+              </w:rPr>
               <w:t>Arahan "kamera pan ke kiri semasa watak berjalan keluar" — Editor pastikan *take* yang dipilih memenuhi pergerakan ini</w:t>
             </w:r>
           </w:p>
         </w:tc>
       </w:tr>
       <w:tr>
+        <w:trPr>
+          <w:cantSplit w:val="true"/>
+        </w:trPr>
         <w:tc>
           <w:tcPr>
             <w:tcW w:type="dxa" w:w="3104"/>
+            <w:tcMar>
+              <w:top w:w="57" w:type="dxa"/>
+              <w:left w:w="57" w:type="dxa"/>
+              <w:bottom w:w="57" w:type="dxa"/>
+              <w:right w:w="57" w:type="dxa"/>
+            </w:tcMar>
           </w:tcPr>
           <w:p>
             <w:r>
+              <w:rPr>
+                <w:rFonts w:ascii="Arial" w:hAnsi="Arial" w:cs="Arial"/>
+                <w:color w:val="000000"/>
+                <w:sz w:val="20"/>
+              </w:rPr>
               <w:t>Versi/warna skrip</w:t>
             </w:r>
           </w:p>
@@ -909,9 +1382,20 @@
         <w:tc>
           <w:tcPr>
             <w:tcW w:type="dxa" w:w="3104"/>
+            <w:tcMar>
+              <w:top w:w="57" w:type="dxa"/>
+              <w:left w:w="57" w:type="dxa"/>
+              <w:bottom w:w="57" w:type="dxa"/>
+              <w:right w:w="57" w:type="dxa"/>
+            </w:tcMar>
           </w:tcPr>
           <w:p>
             <w:r>
+              <w:rPr>
+                <w:rFonts w:ascii="Arial" w:hAnsi="Arial" w:cs="Arial"/>
+                <w:color w:val="000000"/>
+                <w:sz w:val="20"/>
+              </w:rPr>
               <w:t>Kesan perubahan semasa produksi berjalan</w:t>
             </w:r>
           </w:p>
@@ -919,9 +1403,20 @@
         <w:tc>
           <w:tcPr>
             <w:tcW w:type="dxa" w:w="3104"/>
+            <w:tcMar>
+              <w:top w:w="57" w:type="dxa"/>
+              <w:left w:w="57" w:type="dxa"/>
+              <w:bottom w:w="57" w:type="dxa"/>
+              <w:right w:w="57" w:type="dxa"/>
+            </w:tcMar>
           </w:tcPr>
           <w:p>
             <w:r>
+              <w:rPr>
+                <w:rFonts w:ascii="Arial" w:hAnsi="Arial" w:cs="Arial"/>
+                <w:color w:val="000000"/>
+                <w:sz w:val="20"/>
+              </w:rPr>
               <w:t>Skrip "PUTIH" (draf awal) disimpan berhampiran meja suntingan sebagai rujukan versi terkini</w:t>
             </w:r>
           </w:p>
@@ -929,93 +1424,182 @@
       </w:tr>
     </w:tbl>
     <w:p>
+      <w:pPr>
+        <w:spacing w:before="120" w:after="120" w:line="276" w:lineRule="auto"/>
+        <w:jc w:val="left"/>
+      </w:pPr>
       <w:r>
         <w:rPr>
+          <w:rFonts w:ascii="Arial" w:hAnsi="Arial" w:cs="Arial"/>
           <w:b/>
-          <w:sz w:val="26"/>
+          <w:color w:val="000000"/>
+          <w:sz w:val="22"/>
         </w:rPr>
         <w:t>3. Rumusan</w:t>
       </w:r>
     </w:p>
     <w:p>
+      <w:pPr>
+        <w:spacing w:line="276" w:lineRule="auto" w:after="120"/>
+        <w:jc w:val="left"/>
+      </w:pPr>
       <w:r>
+        <w:rPr>
+          <w:rFonts w:ascii="Arial" w:hAnsi="Arial" w:cs="Arial"/>
+          <w:color w:val="000000"/>
+          <w:sz w:val="22"/>
+        </w:rPr>
         <w:t>Skrip ialah rujukan utama Editor sebelum review footage bermula. Ia menetapkan naratif dan niat kreatif setiap *scene*, membolehkan Editor mengklasifikasikan 'good take' dengan tepat, dan mesti disemak dalam versi terkini kerana skrip sering dikemas kini semasa produksi berjalan.</w:t>
       </w:r>
     </w:p>
     <w:p>
+      <w:pPr>
+        <w:spacing w:before="120" w:after="120" w:line="276" w:lineRule="auto"/>
+        <w:jc w:val="left"/>
+      </w:pPr>
       <w:r>
         <w:rPr>
+          <w:rFonts w:ascii="Arial" w:hAnsi="Arial" w:cs="Arial"/>
           <w:b/>
-          <w:sz w:val="36"/>
+          <w:color w:val="000000"/>
+          <w:sz w:val="24"/>
         </w:rPr>
         <w:t>Bab 2: Continuity Sheet</w:t>
       </w:r>
     </w:p>
     <w:p>
+      <w:pPr>
+        <w:spacing w:before="120" w:after="120" w:line="276" w:lineRule="auto"/>
+        <w:jc w:val="left"/>
+      </w:pPr>
       <w:r>
         <w:rPr>
+          <w:rFonts w:ascii="Arial" w:hAnsi="Arial" w:cs="Arial"/>
           <w:b/>
-          <w:sz w:val="26"/>
+          <w:color w:val="000000"/>
+          <w:sz w:val="22"/>
         </w:rPr>
         <w:t>Objektif Pembelajaran</w:t>
       </w:r>
     </w:p>
     <w:p>
+      <w:pPr>
+        <w:spacing w:line="276" w:lineRule="auto" w:after="120"/>
+        <w:jc w:val="left"/>
+      </w:pPr>
       <w:r>
+        <w:rPr>
+          <w:rFonts w:ascii="Arial" w:hAnsi="Arial" w:cs="Arial"/>
+          <w:color w:val="000000"/>
+          <w:sz w:val="22"/>
+        </w:rPr>
         <w:t>Selepas mempelajari topik ini, pelatih dapat:</w:t>
       </w:r>
     </w:p>
     <w:p>
       <w:pPr>
         <w:pStyle w:val="ListParagraph"/>
+        <w:spacing w:line="276" w:lineRule="auto" w:after="40"/>
+        <w:ind w:left="357" w:hanging="357"/>
+        <w:jc w:val="left"/>
       </w:pPr>
       <w:r>
+        <w:rPr>
+          <w:rFonts w:ascii="Arial" w:hAnsi="Arial" w:cs="Arial"/>
+          <w:color w:val="000000"/>
+          <w:sz w:val="22"/>
+        </w:rPr>
         <w:t>• Menjelaskan fungsi continuity sheet dalam proses review footage.</w:t>
       </w:r>
     </w:p>
     <w:p>
       <w:pPr>
         <w:pStyle w:val="ListParagraph"/>
+        <w:spacing w:line="276" w:lineRule="auto" w:after="40"/>
+        <w:ind w:left="357" w:hanging="357"/>
+        <w:jc w:val="left"/>
       </w:pPr>
       <w:r>
+        <w:rPr>
+          <w:rFonts w:ascii="Arial" w:hAnsi="Arial" w:cs="Arial"/>
+          <w:color w:val="000000"/>
+          <w:sz w:val="22"/>
+        </w:rPr>
         <w:t>• Mengenal pasti maklumat yang direkodkan oleh Script Supervisor.</w:t>
       </w:r>
     </w:p>
     <w:p>
       <w:pPr>
         <w:pStyle w:val="ListParagraph"/>
+        <w:spacing w:line="276" w:lineRule="auto" w:after="40"/>
+        <w:ind w:left="357" w:hanging="357"/>
+        <w:jc w:val="left"/>
       </w:pPr>
       <w:r>
+        <w:rPr>
+          <w:rFonts w:ascii="Arial" w:hAnsi="Arial" w:cs="Arial"/>
+          <w:color w:val="000000"/>
+          <w:sz w:val="22"/>
+        </w:rPr>
         <w:t>• Menggunakan status "Good"/"NG"/"Print" untuk mengklasifikasikan *take*.</w:t>
       </w:r>
     </w:p>
     <w:p>
       <w:pPr>
         <w:pStyle w:val="ListParagraph"/>
+        <w:spacing w:line="276" w:lineRule="auto" w:after="40"/>
+        <w:ind w:left="357" w:hanging="357"/>
+        <w:jc w:val="left"/>
       </w:pPr>
       <w:r>
+        <w:rPr>
+          <w:rFonts w:ascii="Arial" w:hAnsi="Arial" w:cs="Arial"/>
+          <w:color w:val="000000"/>
+          <w:sz w:val="22"/>
+        </w:rPr>
         <w:t>• Menentukan kesan ketiadaan continuity sheet terhadap kecekapan kerja Editor.</w:t>
       </w:r>
     </w:p>
     <w:p>
+      <w:pPr>
+        <w:spacing w:before="120" w:after="120" w:line="276" w:lineRule="auto"/>
+        <w:jc w:val="left"/>
+      </w:pPr>
       <w:r>
         <w:rPr>
+          <w:rFonts w:ascii="Arial" w:hAnsi="Arial" w:cs="Arial"/>
           <w:b/>
-          <w:sz w:val="26"/>
+          <w:color w:val="000000"/>
+          <w:sz w:val="22"/>
         </w:rPr>
         <w:t>1. Definisi dan Kandungan Continuity Sheet</w:t>
       </w:r>
     </w:p>
     <w:p>
+      <w:pPr>
+        <w:spacing w:line="276" w:lineRule="auto" w:after="120"/>
+        <w:jc w:val="left"/>
+      </w:pPr>
       <w:r>
+        <w:rPr>
+          <w:rFonts w:ascii="Arial" w:hAnsi="Arial" w:cs="Arial"/>
+          <w:color w:val="000000"/>
+          <w:sz w:val="22"/>
+        </w:rPr>
         <w:t>Continuity sheet ialah dokumen yang direkodkan oleh *Script Supervisor* semasa penggambaran, mengandungi maklumat terperinci bagi setiap *take*: nombor *scene*, nombor *take*, masa (*timecode*) mula dan tamat, catatan prop/kostum, serta ulasan sama ada *take* tersebut "Good", "No Good (NG)", atau "Print" (dipilih untuk edit).</w:t>
       </w:r>
     </w:p>
     <w:p>
+      <w:pPr>
+        <w:spacing w:before="120" w:after="120" w:line="276" w:lineRule="auto"/>
+        <w:jc w:val="left"/>
+      </w:pPr>
       <w:r>
         <w:rPr>
+          <w:rFonts w:ascii="Arial" w:hAnsi="Arial" w:cs="Arial"/>
           <w:b/>
-          <w:sz w:val="26"/>
+          <w:color w:val="000000"/>
+          <w:sz w:val="22"/>
         </w:rPr>
         <w:t>2. Fungsi Continuity Sheet dalam Review</w:t>
       </w:r>
@@ -1024,6 +1608,7 @@
       <w:tblPr>
         <w:tblStyle w:val="TableGrid"/>
         <w:tblW w:type="auto" w:w="0"/>
+        <w:tblLayout w:type="autofit"/>
         <w:tblLook w:firstColumn="1" w:firstRow="1" w:lastColumn="0" w:lastRow="0" w:noHBand="0" w:noVBand="1" w:val="04A0"/>
       </w:tblPr>
       <w:tblGrid>
@@ -1031,12 +1616,29 @@
         <w:gridCol w:w="4656"/>
       </w:tblGrid>
       <w:tr>
+        <w:trPr>
+          <w:tblHeader w:val="true"/>
+          <w:cantSplit w:val="true"/>
+        </w:trPr>
         <w:tc>
           <w:tcPr>
             <w:tcW w:type="dxa" w:w="4656"/>
+            <w:tcMar>
+              <w:top w:w="57" w:type="dxa"/>
+              <w:left w:w="57" w:type="dxa"/>
+              <w:bottom w:w="57" w:type="dxa"/>
+              <w:right w:w="57" w:type="dxa"/>
+            </w:tcMar>
+            <w:shd w:val="clear" w:color="auto" w:fill="D9D9D9"/>
           </w:tcPr>
           <w:p>
             <w:r>
+              <w:rPr>
+                <w:rFonts w:ascii="Arial" w:hAnsi="Arial" w:cs="Arial"/>
+                <w:b/>
+                <w:color w:val="000000"/>
+                <w:sz w:val="20"/>
+              </w:rPr>
               <w:t>Fungsi</w:t>
             </w:r>
           </w:p>
@@ -1044,21 +1646,48 @@
         <w:tc>
           <w:tcPr>
             <w:tcW w:type="dxa" w:w="4656"/>
+            <w:tcMar>
+              <w:top w:w="57" w:type="dxa"/>
+              <w:left w:w="57" w:type="dxa"/>
+              <w:bottom w:w="57" w:type="dxa"/>
+              <w:right w:w="57" w:type="dxa"/>
+            </w:tcMar>
+            <w:shd w:val="clear" w:color="auto" w:fill="D9D9D9"/>
           </w:tcPr>
           <w:p>
             <w:r>
+              <w:rPr>
+                <w:rFonts w:ascii="Arial" w:hAnsi="Arial" w:cs="Arial"/>
+                <w:b/>
+                <w:color w:val="000000"/>
+                <w:sz w:val="20"/>
+              </w:rPr>
               <w:t>Penerangan</w:t>
             </w:r>
           </w:p>
         </w:tc>
       </w:tr>
       <w:tr>
+        <w:trPr>
+          <w:cantSplit w:val="true"/>
+        </w:trPr>
         <w:tc>
           <w:tcPr>
             <w:tcW w:type="dxa" w:w="4656"/>
+            <w:tcMar>
+              <w:top w:w="57" w:type="dxa"/>
+              <w:left w:w="57" w:type="dxa"/>
+              <w:bottom w:w="57" w:type="dxa"/>
+              <w:right w:w="57" w:type="dxa"/>
+            </w:tcMar>
           </w:tcPr>
           <w:p>
             <w:r>
+              <w:rPr>
+                <w:rFonts w:ascii="Arial" w:hAnsi="Arial" w:cs="Arial"/>
+                <w:color w:val="000000"/>
+                <w:sz w:val="20"/>
+              </w:rPr>
               <w:t>Kesinambungan visual</w:t>
             </w:r>
           </w:p>
@@ -1066,21 +1695,46 @@
         <w:tc>
           <w:tcPr>
             <w:tcW w:type="dxa" w:w="4656"/>
+            <w:tcMar>
+              <w:top w:w="57" w:type="dxa"/>
+              <w:left w:w="57" w:type="dxa"/>
+              <w:bottom w:w="57" w:type="dxa"/>
+              <w:right w:w="57" w:type="dxa"/>
+            </w:tcMar>
           </w:tcPr>
           <w:p>
             <w:r>
+              <w:rPr>
+                <w:rFonts w:ascii="Arial" w:hAnsi="Arial" w:cs="Arial"/>
+                <w:color w:val="000000"/>
+                <w:sz w:val="20"/>
+              </w:rPr>
               <w:t>Memastikan susunan prop, pakaian, dan kedudukan objek kekal konsisten antara *take* dan *scene* yang berlainan hari penggambaran</w:t>
             </w:r>
           </w:p>
         </w:tc>
       </w:tr>
       <w:tr>
+        <w:trPr>
+          <w:cantSplit w:val="true"/>
+        </w:trPr>
         <w:tc>
           <w:tcPr>
             <w:tcW w:type="dxa" w:w="4656"/>
+            <w:tcMar>
+              <w:top w:w="57" w:type="dxa"/>
+              <w:left w:w="57" w:type="dxa"/>
+              <w:bottom w:w="57" w:type="dxa"/>
+              <w:right w:w="57" w:type="dxa"/>
+            </w:tcMar>
           </w:tcPr>
           <w:p>
             <w:r>
+              <w:rPr>
+                <w:rFonts w:ascii="Arial" w:hAnsi="Arial" w:cs="Arial"/>
+                <w:color w:val="000000"/>
+                <w:sz w:val="20"/>
+              </w:rPr>
               <w:t>Panduan pemilihan take</w:t>
             </w:r>
           </w:p>
@@ -1088,21 +1742,46 @@
         <w:tc>
           <w:tcPr>
             <w:tcW w:type="dxa" w:w="4656"/>
+            <w:tcMar>
+              <w:top w:w="57" w:type="dxa"/>
+              <w:left w:w="57" w:type="dxa"/>
+              <w:bottom w:w="57" w:type="dxa"/>
+              <w:right w:w="57" w:type="dxa"/>
+            </w:tcMar>
           </w:tcPr>
           <w:p>
             <w:r>
+              <w:rPr>
+                <w:rFonts w:ascii="Arial" w:hAnsi="Arial" w:cs="Arial"/>
+                <w:color w:val="000000"/>
+                <w:sz w:val="20"/>
+              </w:rPr>
               <w:t>Catatan "Print"/"Good" daripada Pengarah/Script Supervisor menjadi rujukan utama Editor mengklasifikasikan 'good take'</w:t>
             </w:r>
           </w:p>
         </w:tc>
       </w:tr>
       <w:tr>
+        <w:trPr>
+          <w:cantSplit w:val="true"/>
+        </w:trPr>
         <w:tc>
           <w:tcPr>
             <w:tcW w:type="dxa" w:w="4656"/>
+            <w:tcMar>
+              <w:top w:w="57" w:type="dxa"/>
+              <w:left w:w="57" w:type="dxa"/>
+              <w:bottom w:w="57" w:type="dxa"/>
+              <w:right w:w="57" w:type="dxa"/>
+            </w:tcMar>
           </w:tcPr>
           <w:p>
             <w:r>
+              <w:rPr>
+                <w:rFonts w:ascii="Arial" w:hAnsi="Arial" w:cs="Arial"/>
+                <w:color w:val="000000"/>
+                <w:sz w:val="20"/>
+              </w:rPr>
               <w:t>Rujukan silang timecode</w:t>
             </w:r>
           </w:p>
@@ -1110,9 +1789,20 @@
         <w:tc>
           <w:tcPr>
             <w:tcW w:type="dxa" w:w="4656"/>
+            <w:tcMar>
+              <w:top w:w="57" w:type="dxa"/>
+              <w:left w:w="57" w:type="dxa"/>
+              <w:bottom w:w="57" w:type="dxa"/>
+              <w:right w:w="57" w:type="dxa"/>
+            </w:tcMar>
           </w:tcPr>
           <w:p>
             <w:r>
+              <w:rPr>
+                <w:rFonts w:ascii="Arial" w:hAnsi="Arial" w:cs="Arial"/>
+                <w:color w:val="000000"/>
+                <w:sz w:val="20"/>
+              </w:rPr>
               <w:t>Membolehkan Editor mencari *take* tertentu dengan pantas dalam kad memori/tape tanpa menyemak semua footage dari awal</w:t>
             </w:r>
           </w:p>
@@ -1120,7 +1810,16 @@
       </w:tr>
     </w:tbl>
     <w:p>
+      <w:pPr>
+        <w:spacing w:line="276" w:lineRule="auto" w:after="120"/>
+        <w:jc w:val="left"/>
+      </w:pPr>
       <w:r>
+        <w:rPr>
+          <w:rFonts w:ascii="Arial" w:hAnsi="Arial" w:cs="Arial"/>
+          <w:color w:val="000000"/>
+          <w:sz w:val="22"/>
+        </w:rPr>
         <w:t>Contoh format ringkas continuity sheet:</w:t>
       </w:r>
     </w:p>
@@ -1128,6 +1827,7 @@
       <w:tblPr>
         <w:tblStyle w:val="TableGrid"/>
         <w:tblW w:type="auto" w:w="0"/>
+        <w:tblLayout w:type="autofit"/>
         <w:tblLook w:firstColumn="1" w:firstRow="1" w:lastColumn="0" w:lastRow="0" w:noHBand="0" w:noVBand="1" w:val="04A0"/>
       </w:tblPr>
       <w:tblGrid>
@@ -1138,12 +1838,29 @@
         <w:gridCol w:w="1863"/>
       </w:tblGrid>
       <w:tr>
+        <w:trPr>
+          <w:tblHeader w:val="true"/>
+          <w:cantSplit w:val="true"/>
+        </w:trPr>
         <w:tc>
           <w:tcPr>
             <w:tcW w:type="dxa" w:w="1863"/>
+            <w:tcMar>
+              <w:top w:w="57" w:type="dxa"/>
+              <w:left w:w="57" w:type="dxa"/>
+              <w:bottom w:w="57" w:type="dxa"/>
+              <w:right w:w="57" w:type="dxa"/>
+            </w:tcMar>
+            <w:shd w:val="clear" w:color="auto" w:fill="D9D9D9"/>
           </w:tcPr>
           <w:p>
             <w:r>
+              <w:rPr>
+                <w:rFonts w:ascii="Arial" w:hAnsi="Arial" w:cs="Arial"/>
+                <w:b/>
+                <w:color w:val="000000"/>
+                <w:sz w:val="20"/>
+              </w:rPr>
               <w:t>Scene</w:t>
             </w:r>
           </w:p>
@@ -1151,9 +1868,22 @@
         <w:tc>
           <w:tcPr>
             <w:tcW w:type="dxa" w:w="1863"/>
+            <w:tcMar>
+              <w:top w:w="57" w:type="dxa"/>
+              <w:left w:w="57" w:type="dxa"/>
+              <w:bottom w:w="57" w:type="dxa"/>
+              <w:right w:w="57" w:type="dxa"/>
+            </w:tcMar>
+            <w:shd w:val="clear" w:color="auto" w:fill="D9D9D9"/>
           </w:tcPr>
           <w:p>
             <w:r>
+              <w:rPr>
+                <w:rFonts w:ascii="Arial" w:hAnsi="Arial" w:cs="Arial"/>
+                <w:b/>
+                <w:color w:val="000000"/>
+                <w:sz w:val="20"/>
+              </w:rPr>
               <w:t>Take</w:t>
             </w:r>
           </w:p>
@@ -1161,9 +1891,22 @@
         <w:tc>
           <w:tcPr>
             <w:tcW w:type="dxa" w:w="1863"/>
+            <w:tcMar>
+              <w:top w:w="57" w:type="dxa"/>
+              <w:left w:w="57" w:type="dxa"/>
+              <w:bottom w:w="57" w:type="dxa"/>
+              <w:right w:w="57" w:type="dxa"/>
+            </w:tcMar>
+            <w:shd w:val="clear" w:color="auto" w:fill="D9D9D9"/>
           </w:tcPr>
           <w:p>
             <w:r>
+              <w:rPr>
+                <w:rFonts w:ascii="Arial" w:hAnsi="Arial" w:cs="Arial"/>
+                <w:b/>
+                <w:color w:val="000000"/>
+                <w:sz w:val="20"/>
+              </w:rPr>
               <w:t>Timecode</w:t>
             </w:r>
           </w:p>
@@ -1171,9 +1914,22 @@
         <w:tc>
           <w:tcPr>
             <w:tcW w:type="dxa" w:w="1863"/>
+            <w:tcMar>
+              <w:top w:w="57" w:type="dxa"/>
+              <w:left w:w="57" w:type="dxa"/>
+              <w:bottom w:w="57" w:type="dxa"/>
+              <w:right w:w="57" w:type="dxa"/>
+            </w:tcMar>
+            <w:shd w:val="clear" w:color="auto" w:fill="D9D9D9"/>
           </w:tcPr>
           <w:p>
             <w:r>
+              <w:rPr>
+                <w:rFonts w:ascii="Arial" w:hAnsi="Arial" w:cs="Arial"/>
+                <w:b/>
+                <w:color w:val="000000"/>
+                <w:sz w:val="20"/>
+              </w:rPr>
               <w:t>Catatan</w:t>
             </w:r>
           </w:p>
@@ -1181,21 +1937,48 @@
         <w:tc>
           <w:tcPr>
             <w:tcW w:type="dxa" w:w="1863"/>
+            <w:tcMar>
+              <w:top w:w="57" w:type="dxa"/>
+              <w:left w:w="57" w:type="dxa"/>
+              <w:bottom w:w="57" w:type="dxa"/>
+              <w:right w:w="57" w:type="dxa"/>
+            </w:tcMar>
+            <w:shd w:val="clear" w:color="auto" w:fill="D9D9D9"/>
           </w:tcPr>
           <w:p>
             <w:r>
+              <w:rPr>
+                <w:rFonts w:ascii="Arial" w:hAnsi="Arial" w:cs="Arial"/>
+                <w:b/>
+                <w:color w:val="000000"/>
+                <w:sz w:val="20"/>
+              </w:rPr>
               <w:t>Status</w:t>
             </w:r>
           </w:p>
         </w:tc>
       </w:tr>
       <w:tr>
+        <w:trPr>
+          <w:cantSplit w:val="true"/>
+        </w:trPr>
         <w:tc>
           <w:tcPr>
             <w:tcW w:type="dxa" w:w="1863"/>
+            <w:tcMar>
+              <w:top w:w="57" w:type="dxa"/>
+              <w:left w:w="57" w:type="dxa"/>
+              <w:bottom w:w="57" w:type="dxa"/>
+              <w:right w:w="57" w:type="dxa"/>
+            </w:tcMar>
           </w:tcPr>
           <w:p>
             <w:r>
+              <w:rPr>
+                <w:rFonts w:ascii="Arial" w:hAnsi="Arial" w:cs="Arial"/>
+                <w:color w:val="000000"/>
+                <w:sz w:val="20"/>
+              </w:rPr>
               <w:t>12</w:t>
             </w:r>
           </w:p>
@@ -1203,9 +1986,20 @@
         <w:tc>
           <w:tcPr>
             <w:tcW w:type="dxa" w:w="1863"/>
+            <w:tcMar>
+              <w:top w:w="57" w:type="dxa"/>
+              <w:left w:w="57" w:type="dxa"/>
+              <w:bottom w:w="57" w:type="dxa"/>
+              <w:right w:w="57" w:type="dxa"/>
+            </w:tcMar>
           </w:tcPr>
           <w:p>
             <w:r>
+              <w:rPr>
+                <w:rFonts w:ascii="Arial" w:hAnsi="Arial" w:cs="Arial"/>
+                <w:color w:val="000000"/>
+                <w:sz w:val="20"/>
+              </w:rPr>
               <w:t>3</w:t>
             </w:r>
           </w:p>
@@ -1213,9 +2007,20 @@
         <w:tc>
           <w:tcPr>
             <w:tcW w:type="dxa" w:w="1863"/>
+            <w:tcMar>
+              <w:top w:w="57" w:type="dxa"/>
+              <w:left w:w="57" w:type="dxa"/>
+              <w:bottom w:w="57" w:type="dxa"/>
+              <w:right w:w="57" w:type="dxa"/>
+            </w:tcMar>
           </w:tcPr>
           <w:p>
             <w:r>
+              <w:rPr>
+                <w:rFonts w:ascii="Arial" w:hAnsi="Arial" w:cs="Arial"/>
+                <w:color w:val="000000"/>
+                <w:sz w:val="20"/>
+              </w:rPr>
               <w:t>01:12:04</w:t>
             </w:r>
           </w:p>
@@ -1223,9 +2028,20 @@
         <w:tc>
           <w:tcPr>
             <w:tcW w:type="dxa" w:w="1863"/>
+            <w:tcMar>
+              <w:top w:w="57" w:type="dxa"/>
+              <w:left w:w="57" w:type="dxa"/>
+              <w:bottom w:w="57" w:type="dxa"/>
+              <w:right w:w="57" w:type="dxa"/>
+            </w:tcMar>
           </w:tcPr>
           <w:p>
             <w:r>
+              <w:rPr>
+                <w:rFonts w:ascii="Arial" w:hAnsi="Arial" w:cs="Arial"/>
+                <w:color w:val="000000"/>
+                <w:sz w:val="20"/>
+              </w:rPr>
               <w:t>Dialog jelas, emosi tepat</w:t>
             </w:r>
           </w:p>
@@ -1233,21 +2049,46 @@
         <w:tc>
           <w:tcPr>
             <w:tcW w:type="dxa" w:w="1863"/>
+            <w:tcMar>
+              <w:top w:w="57" w:type="dxa"/>
+              <w:left w:w="57" w:type="dxa"/>
+              <w:bottom w:w="57" w:type="dxa"/>
+              <w:right w:w="57" w:type="dxa"/>
+            </w:tcMar>
           </w:tcPr>
           <w:p>
             <w:r>
+              <w:rPr>
+                <w:rFonts w:ascii="Arial" w:hAnsi="Arial" w:cs="Arial"/>
+                <w:color w:val="000000"/>
+                <w:sz w:val="20"/>
+              </w:rPr>
               <w:t>Print</w:t>
             </w:r>
           </w:p>
         </w:tc>
       </w:tr>
       <w:tr>
+        <w:trPr>
+          <w:cantSplit w:val="true"/>
+        </w:trPr>
         <w:tc>
           <w:tcPr>
             <w:tcW w:type="dxa" w:w="1863"/>
+            <w:tcMar>
+              <w:top w:w="57" w:type="dxa"/>
+              <w:left w:w="57" w:type="dxa"/>
+              <w:bottom w:w="57" w:type="dxa"/>
+              <w:right w:w="57" w:type="dxa"/>
+            </w:tcMar>
           </w:tcPr>
           <w:p>
             <w:r>
+              <w:rPr>
+                <w:rFonts w:ascii="Arial" w:hAnsi="Arial" w:cs="Arial"/>
+                <w:color w:val="000000"/>
+                <w:sz w:val="20"/>
+              </w:rPr>
               <w:t>12</w:t>
             </w:r>
           </w:p>
@@ -1255,9 +2096,20 @@
         <w:tc>
           <w:tcPr>
             <w:tcW w:type="dxa" w:w="1863"/>
+            <w:tcMar>
+              <w:top w:w="57" w:type="dxa"/>
+              <w:left w:w="57" w:type="dxa"/>
+              <w:bottom w:w="57" w:type="dxa"/>
+              <w:right w:w="57" w:type="dxa"/>
+            </w:tcMar>
           </w:tcPr>
           <w:p>
             <w:r>
+              <w:rPr>
+                <w:rFonts w:ascii="Arial" w:hAnsi="Arial" w:cs="Arial"/>
+                <w:color w:val="000000"/>
+                <w:sz w:val="20"/>
+              </w:rPr>
               <w:t>4</w:t>
             </w:r>
           </w:p>
@@ -1265,9 +2117,20 @@
         <w:tc>
           <w:tcPr>
             <w:tcW w:type="dxa" w:w="1863"/>
+            <w:tcMar>
+              <w:top w:w="57" w:type="dxa"/>
+              <w:left w:w="57" w:type="dxa"/>
+              <w:bottom w:w="57" w:type="dxa"/>
+              <w:right w:w="57" w:type="dxa"/>
+            </w:tcMar>
           </w:tcPr>
           <w:p>
             <w:r>
+              <w:rPr>
+                <w:rFonts w:ascii="Arial" w:hAnsi="Arial" w:cs="Arial"/>
+                <w:color w:val="000000"/>
+                <w:sz w:val="20"/>
+              </w:rPr>
               <w:t>01:14:22</w:t>
             </w:r>
           </w:p>
@@ -1275,9 +2138,20 @@
         <w:tc>
           <w:tcPr>
             <w:tcW w:type="dxa" w:w="1863"/>
+            <w:tcMar>
+              <w:top w:w="57" w:type="dxa"/>
+              <w:left w:w="57" w:type="dxa"/>
+              <w:bottom w:w="57" w:type="dxa"/>
+              <w:right w:w="57" w:type="dxa"/>
+            </w:tcMar>
           </w:tcPr>
           <w:p>
             <w:r>
+              <w:rPr>
+                <w:rFonts w:ascii="Arial" w:hAnsi="Arial" w:cs="Arial"/>
+                <w:color w:val="000000"/>
+                <w:sz w:val="20"/>
+              </w:rPr>
               <w:t>Kamera goyang</w:t>
             </w:r>
           </w:p>
@@ -1285,9 +2159,20 @@
         <w:tc>
           <w:tcPr>
             <w:tcW w:type="dxa" w:w="1863"/>
+            <w:tcMar>
+              <w:top w:w="57" w:type="dxa"/>
+              <w:left w:w="57" w:type="dxa"/>
+              <w:bottom w:w="57" w:type="dxa"/>
+              <w:right w:w="57" w:type="dxa"/>
+            </w:tcMar>
           </w:tcPr>
           <w:p>
             <w:r>
+              <w:rPr>
+                <w:rFonts w:ascii="Arial" w:hAnsi="Arial" w:cs="Arial"/>
+                <w:color w:val="000000"/>
+                <w:sz w:val="20"/>
+              </w:rPr>
               <w:t>NG</w:t>
             </w:r>
           </w:p>
@@ -1295,77 +2180,152 @@
       </w:tr>
     </w:tbl>
     <w:p>
+      <w:pPr>
+        <w:spacing w:before="120" w:after="120" w:line="276" w:lineRule="auto"/>
+        <w:jc w:val="left"/>
+      </w:pPr>
       <w:r>
         <w:rPr>
+          <w:rFonts w:ascii="Arial" w:hAnsi="Arial" w:cs="Arial"/>
           <w:b/>
-          <w:sz w:val="26"/>
+          <w:color w:val="000000"/>
+          <w:sz w:val="22"/>
         </w:rPr>
         <w:t>3. Rumusan</w:t>
       </w:r>
     </w:p>
     <w:p>
+      <w:pPr>
+        <w:spacing w:line="276" w:lineRule="auto" w:after="120"/>
+        <w:jc w:val="left"/>
+      </w:pPr>
       <w:r>
+        <w:rPr>
+          <w:rFonts w:ascii="Arial" w:hAnsi="Arial" w:cs="Arial"/>
+          <w:color w:val="000000"/>
+          <w:sz w:val="22"/>
+        </w:rPr>
         <w:t>Continuity sheet ialah rekod rasmi Script Supervisor yang menjadi panduan utama Editor memilih *take* yang konsisten dan sah. Tanpa continuity sheet yang lengkap, Editor terpaksa menyemak semua footage secara manual — membazir masa dan meningkatkan risiko tersilap memilih *take* yang tidak konsisten dari segi kesinambungan.</w:t>
       </w:r>
     </w:p>
     <w:p>
+      <w:pPr>
+        <w:spacing w:before="120" w:after="120" w:line="276" w:lineRule="auto"/>
+        <w:jc w:val="left"/>
+      </w:pPr>
       <w:r>
         <w:rPr>
+          <w:rFonts w:ascii="Arial" w:hAnsi="Arial" w:cs="Arial"/>
           <w:b/>
-          <w:sz w:val="36"/>
+          <w:color w:val="000000"/>
+          <w:sz w:val="24"/>
         </w:rPr>
         <w:t>Bab 3: Shooting Board</w:t>
       </w:r>
     </w:p>
     <w:p>
+      <w:pPr>
+        <w:spacing w:before="120" w:after="120" w:line="276" w:lineRule="auto"/>
+        <w:jc w:val="left"/>
+      </w:pPr>
       <w:r>
         <w:rPr>
+          <w:rFonts w:ascii="Arial" w:hAnsi="Arial" w:cs="Arial"/>
           <w:b/>
-          <w:sz w:val="26"/>
+          <w:color w:val="000000"/>
+          <w:sz w:val="22"/>
         </w:rPr>
         <w:t>Objektif Pembelajaran</w:t>
       </w:r>
     </w:p>
     <w:p>
+      <w:pPr>
+        <w:spacing w:line="276" w:lineRule="auto" w:after="120"/>
+        <w:jc w:val="left"/>
+      </w:pPr>
       <w:r>
+        <w:rPr>
+          <w:rFonts w:ascii="Arial" w:hAnsi="Arial" w:cs="Arial"/>
+          <w:color w:val="000000"/>
+          <w:sz w:val="22"/>
+        </w:rPr>
         <w:t>Selepas mempelajari topik ini, pelatih dapat:</w:t>
       </w:r>
     </w:p>
     <w:p>
       <w:pPr>
         <w:pStyle w:val="ListParagraph"/>
+        <w:spacing w:line="276" w:lineRule="auto" w:after="40"/>
+        <w:ind w:left="357" w:hanging="357"/>
+        <w:jc w:val="left"/>
       </w:pPr>
       <w:r>
+        <w:rPr>
+          <w:rFonts w:ascii="Arial" w:hAnsi="Arial" w:cs="Arial"/>
+          <w:color w:val="000000"/>
+          <w:sz w:val="22"/>
+        </w:rPr>
         <w:t>• Membezakan shooting board daripada storyboard.</w:t>
       </w:r>
     </w:p>
     <w:p>
       <w:pPr>
         <w:pStyle w:val="ListParagraph"/>
+        <w:spacing w:line="276" w:lineRule="auto" w:after="40"/>
+        <w:ind w:left="357" w:hanging="357"/>
+        <w:jc w:val="left"/>
       </w:pPr>
       <w:r>
+        <w:rPr>
+          <w:rFonts w:ascii="Arial" w:hAnsi="Arial" w:cs="Arial"/>
+          <w:color w:val="000000"/>
+          <w:sz w:val="22"/>
+        </w:rPr>
         <w:t>• Menjelaskan kegunaan shooting board semasa proses review footage.</w:t>
       </w:r>
     </w:p>
     <w:p>
       <w:pPr>
         <w:pStyle w:val="ListParagraph"/>
+        <w:spacing w:line="276" w:lineRule="auto" w:after="40"/>
+        <w:ind w:left="357" w:hanging="357"/>
+        <w:jc w:val="left"/>
       </w:pPr>
       <w:r>
+        <w:rPr>
+          <w:rFonts w:ascii="Arial" w:hAnsi="Arial" w:cs="Arial"/>
+          <w:color w:val="000000"/>
+          <w:sz w:val="22"/>
+        </w:rPr>
         <w:t>• Mengenal pasti tindakan Editor apabila terdapat *shot* yang hilang daripada shooting board.</w:t>
       </w:r>
     </w:p>
     <w:p>
+      <w:pPr>
+        <w:spacing w:before="120" w:after="120" w:line="276" w:lineRule="auto"/>
+        <w:jc w:val="left"/>
+      </w:pPr>
       <w:r>
         <w:rPr>
+          <w:rFonts w:ascii="Arial" w:hAnsi="Arial" w:cs="Arial"/>
           <w:b/>
-          <w:sz w:val="26"/>
+          <w:color w:val="000000"/>
+          <w:sz w:val="22"/>
         </w:rPr>
         <w:t>1. Definisi dan Perbezaan dengan Storyboard</w:t>
       </w:r>
     </w:p>
     <w:p>
+      <w:pPr>
+        <w:spacing w:line="276" w:lineRule="auto" w:after="120"/>
+        <w:jc w:val="left"/>
+      </w:pPr>
       <w:r>
+        <w:rPr>
+          <w:rFonts w:ascii="Arial" w:hAnsi="Arial" w:cs="Arial"/>
+          <w:color w:val="000000"/>
+          <w:sz w:val="22"/>
+        </w:rPr>
         <w:t>Shooting board (juga dikenali sebagai *shot list* bergambar atau lanjutan storyboard) ialah dokumen visual yang menggariskan setiap *shot* yang dirancang untuk sesebuah *scene* — termasuk jenis *shot* (wide, medium, close-up), sudut kamera, dan pergerakan kamera (pan, tilt, dolly).</w:t>
       </w:r>
     </w:p>
@@ -1373,6 +2333,7 @@
       <w:tblPr>
         <w:tblStyle w:val="TableGrid"/>
         <w:tblW w:type="auto" w:w="0"/>
+        <w:tblLayout w:type="autofit"/>
         <w:tblLook w:firstColumn="1" w:firstRow="1" w:lastColumn="0" w:lastRow="0" w:noHBand="0" w:noVBand="1" w:val="04A0"/>
       </w:tblPr>
       <w:tblGrid>
@@ -1381,12 +2342,29 @@
         <w:gridCol w:w="3104"/>
       </w:tblGrid>
       <w:tr>
+        <w:trPr>
+          <w:tblHeader w:val="true"/>
+          <w:cantSplit w:val="true"/>
+        </w:trPr>
         <w:tc>
           <w:tcPr>
             <w:tcW w:type="dxa" w:w="3104"/>
+            <w:tcMar>
+              <w:top w:w="57" w:type="dxa"/>
+              <w:left w:w="57" w:type="dxa"/>
+              <w:bottom w:w="57" w:type="dxa"/>
+              <w:right w:w="57" w:type="dxa"/>
+            </w:tcMar>
+            <w:shd w:val="clear" w:color="auto" w:fill="D9D9D9"/>
           </w:tcPr>
           <w:p>
             <w:r>
+              <w:rPr>
+                <w:rFonts w:ascii="Arial" w:hAnsi="Arial" w:cs="Arial"/>
+                <w:b/>
+                <w:color w:val="000000"/>
+                <w:sz w:val="20"/>
+              </w:rPr>
               <w:t>Dokumen</w:t>
             </w:r>
           </w:p>
@@ -1394,9 +2372,22 @@
         <w:tc>
           <w:tcPr>
             <w:tcW w:type="dxa" w:w="3104"/>
+            <w:tcMar>
+              <w:top w:w="57" w:type="dxa"/>
+              <w:left w:w="57" w:type="dxa"/>
+              <w:bottom w:w="57" w:type="dxa"/>
+              <w:right w:w="57" w:type="dxa"/>
+            </w:tcMar>
+            <w:shd w:val="clear" w:color="auto" w:fill="D9D9D9"/>
           </w:tcPr>
           <w:p>
             <w:r>
+              <w:rPr>
+                <w:rFonts w:ascii="Arial" w:hAnsi="Arial" w:cs="Arial"/>
+                <w:b/>
+                <w:color w:val="000000"/>
+                <w:sz w:val="20"/>
+              </w:rPr>
               <w:t>Peringkat Digunakan</w:t>
             </w:r>
           </w:p>
@@ -1404,21 +2395,48 @@
         <w:tc>
           <w:tcPr>
             <w:tcW w:type="dxa" w:w="3104"/>
+            <w:tcMar>
+              <w:top w:w="57" w:type="dxa"/>
+              <w:left w:w="57" w:type="dxa"/>
+              <w:bottom w:w="57" w:type="dxa"/>
+              <w:right w:w="57" w:type="dxa"/>
+            </w:tcMar>
+            <w:shd w:val="clear" w:color="auto" w:fill="D9D9D9"/>
           </w:tcPr>
           <w:p>
             <w:r>
+              <w:rPr>
+                <w:rFonts w:ascii="Arial" w:hAnsi="Arial" w:cs="Arial"/>
+                <w:b/>
+                <w:color w:val="000000"/>
+                <w:sz w:val="20"/>
+              </w:rPr>
               <w:t>Tujuan Utama</w:t>
             </w:r>
           </w:p>
         </w:tc>
       </w:tr>
       <w:tr>
+        <w:trPr>
+          <w:cantSplit w:val="true"/>
+        </w:trPr>
         <w:tc>
           <w:tcPr>
             <w:tcW w:type="dxa" w:w="3104"/>
+            <w:tcMar>
+              <w:top w:w="57" w:type="dxa"/>
+              <w:left w:w="57" w:type="dxa"/>
+              <w:bottom w:w="57" w:type="dxa"/>
+              <w:right w:w="57" w:type="dxa"/>
+            </w:tcMar>
           </w:tcPr>
           <w:p>
             <w:r>
+              <w:rPr>
+                <w:rFonts w:ascii="Arial" w:hAnsi="Arial" w:cs="Arial"/>
+                <w:color w:val="000000"/>
+                <w:sz w:val="20"/>
+              </w:rPr>
               <w:t>Storyboard</w:t>
             </w:r>
           </w:p>
@@ -1426,9 +2444,20 @@
         <w:tc>
           <w:tcPr>
             <w:tcW w:type="dxa" w:w="3104"/>
+            <w:tcMar>
+              <w:top w:w="57" w:type="dxa"/>
+              <w:left w:w="57" w:type="dxa"/>
+              <w:bottom w:w="57" w:type="dxa"/>
+              <w:right w:w="57" w:type="dxa"/>
+            </w:tcMar>
           </w:tcPr>
           <w:p>
             <w:r>
+              <w:rPr>
+                <w:rFonts w:ascii="Arial" w:hAnsi="Arial" w:cs="Arial"/>
+                <w:color w:val="000000"/>
+                <w:sz w:val="20"/>
+              </w:rPr>
               <w:t>Pra-produksi</w:t>
             </w:r>
           </w:p>
@@ -1436,21 +2465,46 @@
         <w:tc>
           <w:tcPr>
             <w:tcW w:type="dxa" w:w="3104"/>
+            <w:tcMar>
+              <w:top w:w="57" w:type="dxa"/>
+              <w:left w:w="57" w:type="dxa"/>
+              <w:bottom w:w="57" w:type="dxa"/>
+              <w:right w:w="57" w:type="dxa"/>
+            </w:tcMar>
           </w:tcPr>
           <w:p>
             <w:r>
+              <w:rPr>
+                <w:rFonts w:ascii="Arial" w:hAnsi="Arial" w:cs="Arial"/>
+                <w:color w:val="000000"/>
+                <w:sz w:val="20"/>
+              </w:rPr>
               <w:t>Perancangan kreatif, pembentangan kepada pelanggan/pengarah</w:t>
             </w:r>
           </w:p>
         </w:tc>
       </w:tr>
       <w:tr>
+        <w:trPr>
+          <w:cantSplit w:val="true"/>
+        </w:trPr>
         <w:tc>
           <w:tcPr>
             <w:tcW w:type="dxa" w:w="3104"/>
+            <w:tcMar>
+              <w:top w:w="57" w:type="dxa"/>
+              <w:left w:w="57" w:type="dxa"/>
+              <w:bottom w:w="57" w:type="dxa"/>
+              <w:right w:w="57" w:type="dxa"/>
+            </w:tcMar>
           </w:tcPr>
           <w:p>
             <w:r>
+              <w:rPr>
+                <w:rFonts w:ascii="Arial" w:hAnsi="Arial" w:cs="Arial"/>
+                <w:color w:val="000000"/>
+                <w:sz w:val="20"/>
+              </w:rPr>
               <w:t>Shooting board</w:t>
             </w:r>
           </w:p>
@@ -1458,9 +2512,20 @@
         <w:tc>
           <w:tcPr>
             <w:tcW w:type="dxa" w:w="3104"/>
+            <w:tcMar>
+              <w:top w:w="57" w:type="dxa"/>
+              <w:left w:w="57" w:type="dxa"/>
+              <w:bottom w:w="57" w:type="dxa"/>
+              <w:right w:w="57" w:type="dxa"/>
+            </w:tcMar>
           </w:tcPr>
           <w:p>
             <w:r>
+              <w:rPr>
+                <w:rFonts w:ascii="Arial" w:hAnsi="Arial" w:cs="Arial"/>
+                <w:color w:val="000000"/>
+                <w:sz w:val="20"/>
+              </w:rPr>
               <w:t>Semasa/selepas penggambaran</w:t>
             </w:r>
           </w:p>
@@ -1468,9 +2533,20 @@
         <w:tc>
           <w:tcPr>
             <w:tcW w:type="dxa" w:w="3104"/>
+            <w:tcMar>
+              <w:top w:w="57" w:type="dxa"/>
+              <w:left w:w="57" w:type="dxa"/>
+              <w:bottom w:w="57" w:type="dxa"/>
+              <w:right w:w="57" w:type="dxa"/>
+            </w:tcMar>
           </w:tcPr>
           <w:p>
             <w:r>
+              <w:rPr>
+                <w:rFonts w:ascii="Arial" w:hAnsi="Arial" w:cs="Arial"/>
+                <w:color w:val="000000"/>
+                <w:sz w:val="20"/>
+              </w:rPr>
               <w:t>Versi kerja di lokasi, rujukan nombor *shot* dan susunan sebenar tembakan mengikut jadual harian</w:t>
             </w:r>
           </w:p>
@@ -1478,99 +2554,195 @@
       </w:tr>
     </w:tbl>
     <w:p>
+      <w:pPr>
+        <w:spacing w:before="120" w:after="120" w:line="276" w:lineRule="auto"/>
+        <w:jc w:val="left"/>
+      </w:pPr>
       <w:r>
         <w:rPr>
+          <w:rFonts w:ascii="Arial" w:hAnsi="Arial" w:cs="Arial"/>
           <w:b/>
-          <w:sz w:val="26"/>
+          <w:color w:val="000000"/>
+          <w:sz w:val="22"/>
         </w:rPr>
         <w:t>2. Kegunaan Shooting Board bagi Editor</w:t>
       </w:r>
     </w:p>
     <w:p>
+      <w:pPr>
+        <w:spacing w:line="276" w:lineRule="auto" w:after="120"/>
+        <w:jc w:val="left"/>
+      </w:pPr>
       <w:r>
+        <w:rPr>
+          <w:rFonts w:ascii="Arial" w:hAnsi="Arial" w:cs="Arial"/>
+          <w:color w:val="000000"/>
+          <w:sz w:val="22"/>
+        </w:rPr>
         <w:t>Bagi Editor, shooting board penting kerana ia membolehkan pengesahan bahawa setiap *shot* yang dirancang telah benar-benar ditembak dan wujud dalam footage yang diterima. Jika terdapat *shot* dalam shooting board yang tiada dalam footage (contohnya kerana kekangan masa penggambaran), Editor perlu merekodkan kekurangan ini dan memaklumkan Producer untuk keputusan sama ada perlu *reshoot* atau menyesuaikan susunan edit. Shooting board juga membantu Editor merancang susunan *bin* semasa proses log footage — *shot* yang dirancang dalam susunan tertentu pada shooting board biasanya dikumpulkan mengikut *scene* yang sama semasa proses susun bin (rujuk WA4).</w:t>
       </w:r>
     </w:p>
     <w:p>
+      <w:pPr>
+        <w:spacing w:before="120" w:after="120" w:line="276" w:lineRule="auto"/>
+        <w:jc w:val="left"/>
+      </w:pPr>
       <w:r>
         <w:rPr>
+          <w:rFonts w:ascii="Arial" w:hAnsi="Arial" w:cs="Arial"/>
           <w:b/>
-          <w:sz w:val="26"/>
+          <w:color w:val="000000"/>
+          <w:sz w:val="22"/>
         </w:rPr>
         <w:t>3. Rumusan</w:t>
       </w:r>
     </w:p>
     <w:p>
+      <w:pPr>
+        <w:spacing w:line="276" w:lineRule="auto" w:after="120"/>
+        <w:jc w:val="left"/>
+      </w:pPr>
       <w:r>
+        <w:rPr>
+          <w:rFonts w:ascii="Arial" w:hAnsi="Arial" w:cs="Arial"/>
+          <w:color w:val="000000"/>
+          <w:sz w:val="22"/>
+        </w:rPr>
         <w:t>Shooting board ialah dokumen kerja lokasi yang mengesahkan setiap *shot* dirancang telah ditembak. Editor menggunakannya untuk mengesan kekurangan footage dan merancang susunan bin, menjadikannya jambatan antara perancangan pra-produksi dan proses susun-atur editing.</w:t>
       </w:r>
     </w:p>
     <w:p>
+      <w:pPr>
+        <w:spacing w:before="120" w:after="120" w:line="276" w:lineRule="auto"/>
+        <w:jc w:val="left"/>
+      </w:pPr>
       <w:r>
         <w:rPr>
+          <w:rFonts w:ascii="Arial" w:hAnsi="Arial" w:cs="Arial"/>
           <w:b/>
-          <w:sz w:val="36"/>
+          <w:color w:val="000000"/>
+          <w:sz w:val="24"/>
         </w:rPr>
         <w:t>Bab 4: DIT (Digital Imaging Technician) Sheet</w:t>
       </w:r>
     </w:p>
     <w:p>
+      <w:pPr>
+        <w:spacing w:before="120" w:after="120" w:line="276" w:lineRule="auto"/>
+        <w:jc w:val="left"/>
+      </w:pPr>
       <w:r>
         <w:rPr>
+          <w:rFonts w:ascii="Arial" w:hAnsi="Arial" w:cs="Arial"/>
           <w:b/>
-          <w:sz w:val="26"/>
+          <w:color w:val="000000"/>
+          <w:sz w:val="22"/>
         </w:rPr>
         <w:t>Objektif Pembelajaran</w:t>
       </w:r>
     </w:p>
     <w:p>
+      <w:pPr>
+        <w:spacing w:line="276" w:lineRule="auto" w:after="120"/>
+        <w:jc w:val="left"/>
+      </w:pPr>
       <w:r>
+        <w:rPr>
+          <w:rFonts w:ascii="Arial" w:hAnsi="Arial" w:cs="Arial"/>
+          <w:color w:val="000000"/>
+          <w:sz w:val="22"/>
+        </w:rPr>
         <w:t>Selepas mempelajari topik ini, pelatih dapat:</w:t>
       </w:r>
     </w:p>
     <w:p>
       <w:pPr>
         <w:pStyle w:val="ListParagraph"/>
+        <w:spacing w:line="276" w:lineRule="auto" w:after="40"/>
+        <w:ind w:left="357" w:hanging="357"/>
+        <w:jc w:val="left"/>
       </w:pPr>
       <w:r>
+        <w:rPr>
+          <w:rFonts w:ascii="Arial" w:hAnsi="Arial" w:cs="Arial"/>
+          <w:color w:val="000000"/>
+          <w:sz w:val="22"/>
+        </w:rPr>
         <w:t>• Menjelaskan kandungan DIT sheet dan penyedianya.</w:t>
       </w:r>
     </w:p>
     <w:p>
       <w:pPr>
         <w:pStyle w:val="ListParagraph"/>
+        <w:spacing w:line="276" w:lineRule="auto" w:after="40"/>
+        <w:ind w:left="357" w:hanging="357"/>
+        <w:jc w:val="left"/>
       </w:pPr>
       <w:r>
+        <w:rPr>
+          <w:rFonts w:ascii="Arial" w:hAnsi="Arial" w:cs="Arial"/>
+          <w:color w:val="000000"/>
+          <w:sz w:val="22"/>
+        </w:rPr>
         <w:t>• Mengenal pasti maklumat kritikal DIT sheet yang perlu disemak Editor.</w:t>
       </w:r>
     </w:p>
     <w:p>
       <w:pPr>
         <w:pStyle w:val="ListParagraph"/>
+        <w:spacing w:line="276" w:lineRule="auto" w:after="40"/>
+        <w:ind w:left="357" w:hanging="357"/>
+        <w:jc w:val="left"/>
       </w:pPr>
       <w:r>
+        <w:rPr>
+          <w:rFonts w:ascii="Arial" w:hAnsi="Arial" w:cs="Arial"/>
+          <w:color w:val="000000"/>
+          <w:sz w:val="22"/>
+        </w:rPr>
         <w:t>• Menghubungkan maklumat DIT sheet dengan proses konversi format seterusnya (WA2).</w:t>
       </w:r>
     </w:p>
     <w:p>
+      <w:pPr>
+        <w:spacing w:before="120" w:after="120" w:line="276" w:lineRule="auto"/>
+        <w:jc w:val="left"/>
+      </w:pPr>
       <w:r>
         <w:rPr>
+          <w:rFonts w:ascii="Arial" w:hAnsi="Arial" w:cs="Arial"/>
           <w:b/>
-          <w:sz w:val="26"/>
+          <w:color w:val="000000"/>
+          <w:sz w:val="22"/>
         </w:rPr>
         <w:t>1. Definisi dan Penyedia DIT Sheet</w:t>
       </w:r>
     </w:p>
     <w:p>
+      <w:pPr>
+        <w:spacing w:line="276" w:lineRule="auto" w:after="120"/>
+        <w:jc w:val="left"/>
+      </w:pPr>
       <w:r>
+        <w:rPr>
+          <w:rFonts w:ascii="Arial" w:hAnsi="Arial" w:cs="Arial"/>
+          <w:color w:val="000000"/>
+          <w:sz w:val="22"/>
+        </w:rPr>
         <w:t>DIT sheet ialah rekod teknikal yang disediakan oleh Digital Imaging Technician semasa/selepas penggambaran, mengandungi metadata kamera bagi setiap kad/klip: nombor kamera, resolusi, frame rate, format warna (*colour space*/LUT), nombor kad, dan status *backup*.</w:t>
       </w:r>
     </w:p>
     <w:p>
+      <w:pPr>
+        <w:spacing w:before="120" w:after="120" w:line="276" w:lineRule="auto"/>
+        <w:jc w:val="left"/>
+      </w:pPr>
       <w:r>
         <w:rPr>
+          <w:rFonts w:ascii="Arial" w:hAnsi="Arial" w:cs="Arial"/>
           <w:b/>
-          <w:sz w:val="26"/>
+          <w:color w:val="000000"/>
+          <w:sz w:val="22"/>
         </w:rPr>
         <w:t>2. Maklumat Kritikal dalam DIT Sheet</w:t>
       </w:r>
@@ -1579,6 +2751,7 @@
       <w:tblPr>
         <w:tblStyle w:val="TableGrid"/>
         <w:tblW w:type="auto" w:w="0"/>
+        <w:tblLayout w:type="autofit"/>
         <w:tblLook w:firstColumn="1" w:firstRow="1" w:lastColumn="0" w:lastRow="0" w:noHBand="0" w:noVBand="1" w:val="04A0"/>
       </w:tblPr>
       <w:tblGrid>
@@ -1586,12 +2759,29 @@
         <w:gridCol w:w="4656"/>
       </w:tblGrid>
       <w:tr>
+        <w:trPr>
+          <w:tblHeader w:val="true"/>
+          <w:cantSplit w:val="true"/>
+        </w:trPr>
         <w:tc>
           <w:tcPr>
             <w:tcW w:type="dxa" w:w="4656"/>
+            <w:tcMar>
+              <w:top w:w="57" w:type="dxa"/>
+              <w:left w:w="57" w:type="dxa"/>
+              <w:bottom w:w="57" w:type="dxa"/>
+              <w:right w:w="57" w:type="dxa"/>
+            </w:tcMar>
+            <w:shd w:val="clear" w:color="auto" w:fill="D9D9D9"/>
           </w:tcPr>
           <w:p>
             <w:r>
+              <w:rPr>
+                <w:rFonts w:ascii="Arial" w:hAnsi="Arial" w:cs="Arial"/>
+                <w:b/>
+                <w:color w:val="000000"/>
+                <w:sz w:val="20"/>
+              </w:rPr>
               <w:t>Maklumat</w:t>
             </w:r>
           </w:p>
@@ -1599,21 +2789,48 @@
         <w:tc>
           <w:tcPr>
             <w:tcW w:type="dxa" w:w="4656"/>
+            <w:tcMar>
+              <w:top w:w="57" w:type="dxa"/>
+              <w:left w:w="57" w:type="dxa"/>
+              <w:bottom w:w="57" w:type="dxa"/>
+              <w:right w:w="57" w:type="dxa"/>
+            </w:tcMar>
+            <w:shd w:val="clear" w:color="auto" w:fill="D9D9D9"/>
           </w:tcPr>
           <w:p>
             <w:r>
+              <w:rPr>
+                <w:rFonts w:ascii="Arial" w:hAnsi="Arial" w:cs="Arial"/>
+                <w:b/>
+                <w:color w:val="000000"/>
+                <w:sz w:val="20"/>
+              </w:rPr>
               <w:t>Kepentingan bagi Editor</w:t>
             </w:r>
           </w:p>
         </w:tc>
       </w:tr>
       <w:tr>
+        <w:trPr>
+          <w:cantSplit w:val="true"/>
+        </w:trPr>
         <w:tc>
           <w:tcPr>
             <w:tcW w:type="dxa" w:w="4656"/>
+            <w:tcMar>
+              <w:top w:w="57" w:type="dxa"/>
+              <w:left w:w="57" w:type="dxa"/>
+              <w:bottom w:w="57" w:type="dxa"/>
+              <w:right w:w="57" w:type="dxa"/>
+            </w:tcMar>
           </w:tcPr>
           <w:p>
             <w:r>
+              <w:rPr>
+                <w:rFonts w:ascii="Arial" w:hAnsi="Arial" w:cs="Arial"/>
+                <w:color w:val="000000"/>
+                <w:sz w:val="20"/>
+              </w:rPr>
               <w:t>Nombor kad dan tarikh transfer</w:t>
             </w:r>
           </w:p>
@@ -1621,21 +2838,46 @@
         <w:tc>
           <w:tcPr>
             <w:tcW w:type="dxa" w:w="4656"/>
+            <w:tcMar>
+              <w:top w:w="57" w:type="dxa"/>
+              <w:left w:w="57" w:type="dxa"/>
+              <w:bottom w:w="57" w:type="dxa"/>
+              <w:right w:w="57" w:type="dxa"/>
+            </w:tcMar>
           </w:tcPr>
           <w:p>
             <w:r>
+              <w:rPr>
+                <w:rFonts w:ascii="Arial" w:hAnsi="Arial" w:cs="Arial"/>
+                <w:color w:val="000000"/>
+                <w:sz w:val="20"/>
+              </w:rPr>
               <w:t>Mengesan sumber asal setiap klip, mengelakkan kehilangan data</w:t>
             </w:r>
           </w:p>
         </w:tc>
       </w:tr>
       <w:tr>
+        <w:trPr>
+          <w:cantSplit w:val="true"/>
+        </w:trPr>
         <w:tc>
           <w:tcPr>
             <w:tcW w:type="dxa" w:w="4656"/>
+            <w:tcMar>
+              <w:top w:w="57" w:type="dxa"/>
+              <w:left w:w="57" w:type="dxa"/>
+              <w:bottom w:w="57" w:type="dxa"/>
+              <w:right w:w="57" w:type="dxa"/>
+            </w:tcMar>
           </w:tcPr>
           <w:p>
             <w:r>
+              <w:rPr>
+                <w:rFonts w:ascii="Arial" w:hAnsi="Arial" w:cs="Arial"/>
+                <w:color w:val="000000"/>
+                <w:sz w:val="20"/>
+              </w:rPr>
               <w:t>Frame rate dan resolusi</w:t>
             </w:r>
           </w:p>
@@ -1643,21 +2885,46 @@
         <w:tc>
           <w:tcPr>
             <w:tcW w:type="dxa" w:w="4656"/>
+            <w:tcMar>
+              <w:top w:w="57" w:type="dxa"/>
+              <w:left w:w="57" w:type="dxa"/>
+              <w:bottom w:w="57" w:type="dxa"/>
+              <w:right w:w="57" w:type="dxa"/>
+            </w:tcMar>
           </w:tcPr>
           <w:p>
             <w:r>
+              <w:rPr>
+                <w:rFonts w:ascii="Arial" w:hAnsi="Arial" w:cs="Arial"/>
+                <w:color w:val="000000"/>
+                <w:sz w:val="20"/>
+              </w:rPr>
               <w:t>Memastikan padanan dengan spesifikasi projek sebelum proses konversi (rujuk WA2)</w:t>
             </w:r>
           </w:p>
         </w:tc>
       </w:tr>
       <w:tr>
+        <w:trPr>
+          <w:cantSplit w:val="true"/>
+        </w:trPr>
         <w:tc>
           <w:tcPr>
             <w:tcW w:type="dxa" w:w="4656"/>
+            <w:tcMar>
+              <w:top w:w="57" w:type="dxa"/>
+              <w:left w:w="57" w:type="dxa"/>
+              <w:bottom w:w="57" w:type="dxa"/>
+              <w:right w:w="57" w:type="dxa"/>
+            </w:tcMar>
           </w:tcPr>
           <w:p>
             <w:r>
+              <w:rPr>
+                <w:rFonts w:ascii="Arial" w:hAnsi="Arial" w:cs="Arial"/>
+                <w:color w:val="000000"/>
+                <w:sz w:val="20"/>
+              </w:rPr>
               <w:t>LUT (Look-Up Table)</w:t>
             </w:r>
           </w:p>
@@ -1665,21 +2932,46 @@
         <w:tc>
           <w:tcPr>
             <w:tcW w:type="dxa" w:w="4656"/>
+            <w:tcMar>
+              <w:top w:w="57" w:type="dxa"/>
+              <w:left w:w="57" w:type="dxa"/>
+              <w:bottom w:w="57" w:type="dxa"/>
+              <w:right w:w="57" w:type="dxa"/>
+            </w:tcMar>
           </w:tcPr>
           <w:p>
             <w:r>
+              <w:rPr>
+                <w:rFonts w:ascii="Arial" w:hAnsi="Arial" w:cs="Arial"/>
+                <w:color w:val="000000"/>
+                <w:sz w:val="20"/>
+              </w:rPr>
               <w:t>Membantu menyesuaikan pratonton warna yang lebih tepat semasa *offline edit*</w:t>
             </w:r>
           </w:p>
         </w:tc>
       </w:tr>
       <w:tr>
+        <w:trPr>
+          <w:cantSplit w:val="true"/>
+        </w:trPr>
         <w:tc>
           <w:tcPr>
             <w:tcW w:type="dxa" w:w="4656"/>
+            <w:tcMar>
+              <w:top w:w="57" w:type="dxa"/>
+              <w:left w:w="57" w:type="dxa"/>
+              <w:bottom w:w="57" w:type="dxa"/>
+              <w:right w:w="57" w:type="dxa"/>
+            </w:tcMar>
           </w:tcPr>
           <w:p>
             <w:r>
+              <w:rPr>
+                <w:rFonts w:ascii="Arial" w:hAnsi="Arial" w:cs="Arial"/>
+                <w:color w:val="000000"/>
+                <w:sz w:val="20"/>
+              </w:rPr>
               <w:t>Status backup (double/triple)</w:t>
             </w:r>
           </w:p>
@@ -1687,9 +2979,20 @@
         <w:tc>
           <w:tcPr>
             <w:tcW w:type="dxa" w:w="4656"/>
+            <w:tcMar>
+              <w:top w:w="57" w:type="dxa"/>
+              <w:left w:w="57" w:type="dxa"/>
+              <w:bottom w:w="57" w:type="dxa"/>
+              <w:right w:w="57" w:type="dxa"/>
+            </w:tcMar>
           </w:tcPr>
           <w:p>
             <w:r>
+              <w:rPr>
+                <w:rFonts w:ascii="Arial" w:hAnsi="Arial" w:cs="Arial"/>
+                <w:color w:val="000000"/>
+                <w:sz w:val="20"/>
+              </w:rPr>
               <w:t>Mengesahkan footage disandarkan dengan selamat sebelum kad memori digunakan semula</w:t>
             </w:r>
           </w:p>
@@ -1697,23 +3000,45 @@
       </w:tr>
     </w:tbl>
     <w:p>
+      <w:pPr>
+        <w:spacing w:before="120" w:after="120" w:line="276" w:lineRule="auto"/>
+        <w:jc w:val="left"/>
+      </w:pPr>
       <w:r>
         <w:rPr>
+          <w:rFonts w:ascii="Arial" w:hAnsi="Arial" w:cs="Arial"/>
           <w:b/>
-          <w:sz w:val="26"/>
+          <w:color w:val="000000"/>
+          <w:sz w:val="22"/>
         </w:rPr>
         <w:t>3. Rumusan</w:t>
       </w:r>
     </w:p>
     <w:p>
+      <w:pPr>
+        <w:spacing w:line="276" w:lineRule="auto" w:after="120"/>
+        <w:jc w:val="left"/>
+      </w:pPr>
       <w:r>
+        <w:rPr>
+          <w:rFonts w:ascii="Arial" w:hAnsi="Arial" w:cs="Arial"/>
+          <w:color w:val="000000"/>
+          <w:sz w:val="22"/>
+        </w:rPr>
         <w:t>DIT sheet melengkapkan continuity sheet dan shooting board dengan lapisan maklumat teknikal, membolehkan Editor bekerja dengan yakin bahawa data sumber lengkap dan sah, sebelum proses pengkategorian 'good take' dimuktamadkan dan dibentangkan sebagai senarai kepada Producer.</w:t>
       </w:r>
     </w:p>
     <w:p>
+      <w:pPr>
+        <w:spacing w:before="120" w:after="120" w:line="276" w:lineRule="auto"/>
+        <w:jc w:val="left"/>
+      </w:pPr>
       <w:r>
         <w:rPr>
+          <w:rFonts w:ascii="Arial" w:hAnsi="Arial" w:cs="Arial"/>
           <w:b/>
+          <w:color w:val="000000"/>
+          <w:sz w:val="22"/>
         </w:rPr>
         <w:t>SOALAN:</w:t>
       </w:r>
@@ -1721,147 +3046,321 @@
     <w:p>
       <w:pPr>
         <w:pStyle w:val="ListParagraph"/>
+        <w:spacing w:line="276" w:lineRule="auto" w:after="40"/>
+        <w:ind w:left="357" w:hanging="357"/>
+        <w:jc w:val="left"/>
       </w:pPr>
       <w:r>
+        <w:rPr>
+          <w:rFonts w:ascii="Arial" w:hAnsi="Arial" w:cs="Arial"/>
+          <w:color w:val="000000"/>
+          <w:sz w:val="22"/>
+        </w:rPr>
         <w:t>• Soalan: Apakah perbezaan utama antara continuity sheet dan shooting board dari segi fungsi masing-masing dalam proses review footage?</w:t>
       </w:r>
     </w:p>
     <w:p>
+      <w:pPr>
+        <w:spacing w:line="276" w:lineRule="auto" w:after="120"/>
+        <w:jc w:val="left"/>
+      </w:pPr>
       <w:r>
+        <w:rPr>
+          <w:rFonts w:ascii="Arial" w:hAnsi="Arial" w:cs="Arial"/>
+          <w:color w:val="000000"/>
+          <w:sz w:val="22"/>
+        </w:rPr>
         <w:t>Jawapan model: Continuity sheet merekod maklumat setiap *take* semasa penggambaran (status Good/NG, timecode, catatan kesinambungan) untuk membantu Editor memilih *take* yang betul, manakala shooting board ialah pelan visual *shot* yang dirancang sebelum penggambaran, digunakan untuk mengesahkan semua *shot* yang dirancang telah ditembak.</w:t>
       </w:r>
     </w:p>
     <w:p>
       <w:pPr>
         <w:pStyle w:val="ListParagraph"/>
+        <w:spacing w:line="276" w:lineRule="auto" w:after="40"/>
+        <w:ind w:left="357" w:hanging="357"/>
+        <w:jc w:val="left"/>
       </w:pPr>
       <w:r>
+        <w:rPr>
+          <w:rFonts w:ascii="Arial" w:hAnsi="Arial" w:cs="Arial"/>
+          <w:color w:val="000000"/>
+          <w:sz w:val="22"/>
+        </w:rPr>
         <w:t>• Soalan: Mengapakah maklumat dalam DIT sheet penting sebelum Editor memulakan proses digitisasi/konversi footage?</w:t>
       </w:r>
     </w:p>
     <w:p>
+      <w:pPr>
+        <w:spacing w:line="276" w:lineRule="auto" w:after="120"/>
+        <w:jc w:val="left"/>
+      </w:pPr>
       <w:r>
+        <w:rPr>
+          <w:rFonts w:ascii="Arial" w:hAnsi="Arial" w:cs="Arial"/>
+          <w:color w:val="000000"/>
+          <w:sz w:val="22"/>
+        </w:rPr>
         <w:t>Jawapan model: DIT sheet menyediakan metadata teknikal (frame rate, resolusi, colour space, status backup) yang membolehkan Editor mengesahkan format sumber sepadan dengan spesifikasi projek dan memastikan tiada data hilang sebelum proses konversi dilakukan.</w:t>
       </w:r>
     </w:p>
     <w:p>
       <w:pPr>
         <w:pStyle w:val="ListParagraph"/>
+        <w:spacing w:line="276" w:lineRule="auto" w:after="40"/>
+        <w:ind w:left="357" w:hanging="357"/>
+        <w:jc w:val="left"/>
       </w:pPr>
       <w:r>
+        <w:rPr>
+          <w:rFonts w:ascii="Arial" w:hAnsi="Arial" w:cs="Arial"/>
+          <w:color w:val="000000"/>
+          <w:sz w:val="22"/>
+        </w:rPr>
         <w:t>• Soalan: Bagaimana skrip membantu Editor mengklasifikasikan 'good take' shots?</w:t>
       </w:r>
     </w:p>
     <w:p>
+      <w:pPr>
+        <w:spacing w:line="276" w:lineRule="auto" w:after="120"/>
+        <w:jc w:val="left"/>
+      </w:pPr>
       <w:r>
+        <w:rPr>
+          <w:rFonts w:ascii="Arial" w:hAnsi="Arial" w:cs="Arial"/>
+          <w:color w:val="000000"/>
+          <w:sz w:val="22"/>
+        </w:rPr>
         <w:t>Jawapan model: Skrip menetapkan niat naratif dan emosi bagi setiap adegan; Editor membandingkan setiap *take* dengan niat tersebut (contohnya ketepatan dialog dan emosi pelakon) untuk menentukan *take* mana yang paling menepati keperluan projek.</w:t>
       </w:r>
     </w:p>
     <w:p>
+      <w:pPr>
+        <w:spacing w:before="120" w:after="120" w:line="276" w:lineRule="auto"/>
+        <w:jc w:val="left"/>
+      </w:pPr>
       <w:r>
         <w:rPr>
+          <w:rFonts w:ascii="Arial" w:hAnsi="Arial" w:cs="Arial"/>
           <w:b/>
+          <w:color w:val="000000"/>
+          <w:sz w:val="22"/>
         </w:rPr>
         <w:t>RUJUKAN:</w:t>
       </w:r>
     </w:p>
     <w:p>
+      <w:pPr>
+        <w:spacing w:line="276" w:lineRule="auto" w:after="120"/>
+        <w:jc w:val="left"/>
+      </w:pPr>
       <w:r>
+        <w:rPr>
+          <w:rFonts w:ascii="Arial" w:hAnsi="Arial" w:cs="Arial"/>
+          <w:color w:val="000000"/>
+          <w:sz w:val="22"/>
+        </w:rPr>
         <w:t>Rujukan CoCU (verbatim daripada 00-noss-extract.md):</w:t>
       </w:r>
     </w:p>
     <w:p>
       <w:pPr>
         <w:pStyle w:val="ListParagraph"/>
+        <w:spacing w:line="276" w:lineRule="auto" w:after="40"/>
+        <w:ind w:left="357" w:hanging="357"/>
+        <w:jc w:val="left"/>
       </w:pPr>
       <w:r>
+        <w:rPr>
+          <w:rFonts w:ascii="Arial" w:hAnsi="Arial" w:cs="Arial"/>
+          <w:color w:val="000000"/>
+          <w:sz w:val="22"/>
+        </w:rPr>
         <w:t>• Wells, P. (2007). *Digital video editing: A user's guide* (1st ed.). Crowood Press. ISBN 978-1861269522</w:t>
       </w:r>
     </w:p>
     <w:p>
       <w:pPr>
         <w:pStyle w:val="ListParagraph"/>
+        <w:spacing w:line="276" w:lineRule="auto" w:after="40"/>
+        <w:ind w:left="357" w:hanging="357"/>
+        <w:jc w:val="left"/>
       </w:pPr>
       <w:r>
+        <w:rPr>
+          <w:rFonts w:ascii="Arial" w:hAnsi="Arial" w:cs="Arial"/>
+          <w:color w:val="000000"/>
+          <w:sz w:val="22"/>
+        </w:rPr>
         <w:t>• Kauffmann, S., &amp; Kennedy, A. (2012). *Avid editing: A guide for beginning and intermediate users* (4th ed.). Focal Press. ISBN 978-0240818566</w:t>
       </w:r>
     </w:p>
     <w:p>
       <w:pPr>
         <w:pStyle w:val="ListParagraph"/>
+        <w:spacing w:line="276" w:lineRule="auto" w:after="40"/>
+        <w:ind w:left="357" w:hanging="357"/>
+        <w:jc w:val="left"/>
       </w:pPr>
       <w:r>
+        <w:rPr>
+          <w:rFonts w:ascii="Arial" w:hAnsi="Arial" w:cs="Arial"/>
+          <w:color w:val="000000"/>
+          <w:sz w:val="22"/>
+        </w:rPr>
         <w:t>• Dancyger, K. (2010). *The technique of film and video editing: History, theory, and practice* (5th ed.). Focal Press. ISBN 978-0240813974</w:t>
       </w:r>
     </w:p>
     <w:p>
       <w:pPr>
         <w:pStyle w:val="ListParagraph"/>
+        <w:spacing w:line="276" w:lineRule="auto" w:after="40"/>
+        <w:ind w:left="357" w:hanging="357"/>
+        <w:jc w:val="left"/>
       </w:pPr>
       <w:r>
+        <w:rPr>
+          <w:rFonts w:ascii="Arial" w:hAnsi="Arial" w:cs="Arial"/>
+          <w:color w:val="000000"/>
+          <w:sz w:val="22"/>
+        </w:rPr>
         <w:t>• Chandler, G. (2009). *Film editing: Great cuts every filmmaker and movie lover must know* (1st ed.). Michael Wiese Productions. ISBN 978-1932907629</w:t>
       </w:r>
     </w:p>
     <w:p>
       <w:pPr>
         <w:pStyle w:val="ListParagraph"/>
+        <w:spacing w:line="276" w:lineRule="auto" w:after="40"/>
+        <w:ind w:left="357" w:hanging="357"/>
+        <w:jc w:val="left"/>
       </w:pPr>
       <w:r>
+        <w:rPr>
+          <w:rFonts w:ascii="Arial" w:hAnsi="Arial" w:cs="Arial"/>
+          <w:color w:val="000000"/>
+          <w:sz w:val="22"/>
+        </w:rPr>
         <w:t>• Pearlman, K. (2009). *Cutting rhythms: Shaping the film edit* (1st ed.). Focal Press. ISBN 978-0240810140</w:t>
       </w:r>
     </w:p>
     <w:p>
       <w:pPr>
         <w:pStyle w:val="ListParagraph"/>
+        <w:spacing w:line="276" w:lineRule="auto" w:after="40"/>
+        <w:ind w:left="357" w:hanging="357"/>
+        <w:jc w:val="left"/>
       </w:pPr>
       <w:r>
+        <w:rPr>
+          <w:rFonts w:ascii="Arial" w:hAnsi="Arial" w:cs="Arial"/>
+          <w:color w:val="000000"/>
+          <w:sz w:val="22"/>
+        </w:rPr>
         <w:t>• Coleman, L., &amp; Friedberg, D. (2010). *Make the cut: A guide to becoming a successful assistant editor in film and TV* (1st ed.). Focal Press. ISBN 978-0240813981</w:t>
       </w:r>
     </w:p>
     <w:p>
       <w:pPr>
         <w:pStyle w:val="ListParagraph"/>
+        <w:spacing w:line="276" w:lineRule="auto" w:after="40"/>
+        <w:ind w:left="357" w:hanging="357"/>
+        <w:jc w:val="left"/>
       </w:pPr>
       <w:r>
+        <w:rPr>
+          <w:rFonts w:ascii="Arial" w:hAnsi="Arial" w:cs="Arial"/>
+          <w:color w:val="000000"/>
+          <w:sz w:val="22"/>
+        </w:rPr>
         <w:t>• Rosenberg, J. (2010). *The healthy edit: Creative editing techniques for perfecting your movie* (1st ed.). Focal Press. ISBN 978-0240814469</w:t>
       </w:r>
     </w:p>
     <w:p>
+      <w:pPr>
+        <w:spacing w:line="276" w:lineRule="auto" w:after="120"/>
+        <w:jc w:val="left"/>
+      </w:pPr>
       <w:r>
+        <w:rPr>
+          <w:rFonts w:ascii="Arial" w:hAnsi="Arial" w:cs="Arial"/>
+          <w:color w:val="000000"/>
+          <w:sz w:val="22"/>
+        </w:rPr>
         <w:t>Rujukan tambahan (industri, disahkan wujud):</w:t>
       </w:r>
     </w:p>
     <w:p>
       <w:pPr>
         <w:pStyle w:val="ListParagraph"/>
+        <w:spacing w:line="276" w:lineRule="auto" w:after="40"/>
+        <w:ind w:left="357" w:hanging="357"/>
+        <w:jc w:val="left"/>
       </w:pPr>
       <w:r>
+        <w:rPr>
+          <w:rFonts w:ascii="Arial" w:hAnsi="Arial" w:cs="Arial"/>
+          <w:color w:val="000000"/>
+          <w:sz w:val="22"/>
+        </w:rPr>
         <w:t>• Murch, W. (2001). *In the Blink of an Eye: A Perspective on Film Editing* (2nd ed.). Silman-James Press.</w:t>
       </w:r>
     </w:p>
     <w:p>
       <w:pPr>
         <w:pStyle w:val="ListParagraph"/>
+        <w:spacing w:line="276" w:lineRule="auto" w:after="40"/>
+        <w:ind w:left="357" w:hanging="357"/>
+        <w:jc w:val="left"/>
       </w:pPr>
       <w:r>
+        <w:rPr>
+          <w:rFonts w:ascii="Arial" w:hAnsi="Arial" w:cs="Arial"/>
+          <w:color w:val="000000"/>
+          <w:sz w:val="22"/>
+        </w:rPr>
         <w:t>• Ascher, S., &amp; Pincus, E. (2012). *The Filmmaker's Handbook: A Comprehensive Guide for the Digital Age*. Plume.</w:t>
       </w:r>
     </w:p>
     <w:p>
       <w:pPr>
         <w:pStyle w:val="ListParagraph"/>
+        <w:spacing w:line="276" w:lineRule="auto" w:after="40"/>
+        <w:ind w:left="357" w:hanging="357"/>
+        <w:jc w:val="left"/>
       </w:pPr>
       <w:r>
+        <w:rPr>
+          <w:rFonts w:ascii="Arial" w:hAnsi="Arial" w:cs="Arial"/>
+          <w:color w:val="000000"/>
+          <w:sz w:val="22"/>
+        </w:rPr>
         <w:t>• Rosenblum, R., &amp; Karen, R. (1979). *When the Shooting Stops... the Cutting Begins: A Film Editor's Story*. Da Capo Press.</w:t>
       </w:r>
     </w:p>
     <w:p>
+      <w:pPr>
+        <w:spacing w:line="276" w:lineRule="auto" w:after="120"/>
+        <w:jc w:val="left"/>
+      </w:pPr>
       <w:r>
+        <w:rPr>
+          <w:rFonts w:ascii="Arial" w:hAnsi="Arial" w:cs="Arial"/>
+          <w:color w:val="000000"/>
+          <w:sz w:val="22"/>
+        </w:rPr>
         <w:t>---</w:t>
       </w:r>
     </w:p>
     <w:p>
+      <w:pPr>
+        <w:spacing w:line="276" w:lineRule="auto" w:after="120"/>
+        <w:jc w:val="left"/>
+      </w:pPr>
       <w:r>
+        <w:rPr>
+          <w:rFonts w:ascii="Arial" w:hAnsi="Arial" w:cs="Arial"/>
+          <w:color w:val="000000"/>
+          <w:sz w:val="22"/>
+        </w:rPr>
         <w:t>⟪TBD: Nama syarikat/studio Bakat ADI — perlu disahkan Jay sebelum hantar Lampiran 5⟫</w:t>
       </w:r>
     </w:p>
